--- a/Bases de Datos II/Kit docente/Clase 7/Guion Docente Clase 7 - Indices y particionamiento.docx
+++ b/Bases de Datos II/Kit docente/Clase 7/Guion Docente Clase 7 - Indices y particionamiento.docx
@@ -780,7 +780,7 @@
           <w:color w:val="4A4A49"/>
           <w:sz w:val="22"/>
         </w:rPr>
-        <w:t>Dejar script/enlace en el chat o Campus.</w:t>
+        <w:t>Dejar script/enlace en el chat o en ExamLab.</w:t>
       </w:r>
     </w:p>
     <w:p>

--- a/Bases de Datos II/Kit docente/Clase 7/Guion Docente Clase 7 - Indices y particionamiento.docx
+++ b/Bases de Datos II/Kit docente/Clase 7/Guion Docente Clase 7 - Indices y particionamiento.docx
@@ -306,6 +306,109 @@
           <w:sz w:val="22"/>
         </w:rPr>
         <w:t>Error de docente que no domina el tema: crear un indice sobre CADA columna 'por si acaso' sin mirar que consultas realmente lo necesitan — el taller exige justificar cada indice con la consulta concreta que lo aprovecha.</w:t>
+      </w:r>
+    </w:p>
+    <w:p>
+      <w:pPr>
+        <w:spacing w:before="200" w:after="60"/>
+      </w:pPr>
+      <w:r>
+        <w:rPr>
+          <w:b/>
+          <w:color w:val="1A1C1D"/>
+          <w:sz w:val="32"/>
+        </w:rPr>
+        <w:t>Desarrollo del tema (para dictar sin consultar otra fuente)</w:t>
+      </w:r>
+    </w:p>
+    <w:p>
+      <w:r>
+        <w:rPr>
+          <w:b w:val="0"/>
+          <w:color w:val="4A4A49"/>
+          <w:sz w:val="22"/>
+        </w:rPr>
+        <w:t>La Clase 6 dejo al grupo mirando planes que decian Seq Scan o TABLE ACCESS FULL donde se esperaba algo mejor; hoy se construye la estructura que cambia esa linea. Un indice es una estructura de datos auxiliar, redundante y opcional, que el motor crea a partir de una o mas columnas de una tabla, mantiene ordenada por esas columnas y sincroniza automaticamente con cada cambio de los datos. Cada entrada del indice guarda dos cosas: el valor de la clave y un puntero fisico a la fila completa, que en Oracle se llama ROWID y en PostgreSQL ctid. Los tres adjetivos de esa definicion importan y conviene subrayarlos uno por uno. Redundante: el indice no agrega informacion nueva, duplica columnas que ya estan en la tabla, y por eso se puede borrar y volver a crear sin perder un solo dato. Opcional: ninguna consulta deja de funcionar si el indice no existe, solamente tarda mas. Automatico: nadie escribe codigo para mantenerlo, el motor lo actualiza dentro de la misma operacion del INSERT, del UPDATE o del DELETE, y de ahi sale el costo del que habla la segunda mitad de la clase. Con las cifras de VetCare que ya se usaron en la clase anterior, un indice sobre cita(fecha_hora) con 200.000 entradas de unos 20 a 25 bytes cada una ocupa entre 4 y 6 MB, frente a los 20 MB de la tabla; como orden de magnitud, cada indice de una sola columna cuesta entre el 10 % y el 30 % del tamano de la tabla, y esa cifra es estimacion de oficio, no una constante del motor.</w:t>
+      </w:r>
+    </w:p>
+    <w:p>
+      <w:r>
+        <w:rPr>
+          <w:b w:val="0"/>
+          <w:color w:val="4A4A49"/>
+          <w:sz w:val="22"/>
+        </w:rPr>
+        <w:t>El tipo de indice que se usa por omision en Oracle, PostgreSQL, MySQL y SQL Server es el B-Tree, arbol balanceado, y entenderlo por dentro toma cinco minutos bien invertidos. El arbol tiene tres clases de nodos: una raiz, cero o mas niveles de nodos intermedios o de rama, y un nivel de hojas donde estan todas las claves con sus punteros. Balanceado significa que todas las hojas quedan a la misma profundidad, asi que cualquier busqueda cuesta lo mismo y no hay valores afortunados. Cada nodo ocupa una pagina, tipicamente de 8 KB, y si cada entrada pesa unos 20 bytes, en una pagina caben del orden de 400 claves; ese numero se llama grado de ramificacion o fan-out. Con 400 hijos por nodo, un arbol de un nivel apunta a 400 filas, de dos niveles a 160.000, de tres niveles a 64 millones y de cuatro niveles a mas de 25 mil millones. De ahi la afirmacion que el docente debe poder defender: tres o cuatro niveles alcanzan para tablas de millones de filas, y por lo tanto encontrar una fila cuesta tres o cuatro lecturas de pagina, sin importar si la tabla tiene cien mil filas o cincuenta millones. El crecimiento es logaritmico, y eso significa en la practica que duplicar el tamano de la tabla no duplica el tiempo de busqueda: apenas lo mueve. El indice de cita con 200.000 filas tiene dos o tres niveles. Un detalle mas que explica la mitad de los usos reales: las hojas estan enlazadas entre si formando una lista, de modo que al llegar a la primera clave que cumple una condicion se puede seguir avanzando en orden; por eso un B-Tree sirve para BETWEEN, para mayor que, para menor que y para devolver filas ya ordenadas sin ejecutar un ordenamiento aparte, y no solamente para igualdades.</w:t>
+      </w:r>
+    </w:p>
+    <w:p>
+      <w:r>
+        <w:rPr>
+          <w:b w:val="0"/>
+          <w:color w:val="4A4A49"/>
+          <w:sz w:val="22"/>
+        </w:rPr>
+        <w:t>En VetCare los tres indices del script de la clase son CREATE INDEX idx_cita_fecha ON cita (fecha_hora); CREATE INDEX idx_mascota_dueno ON mascota (id_dueno); y CREATE INDEX idx_cita_estado_fecha ON cita (estado, fecha_hora); Cada uno tiene que poder justificarse con la consulta concreta que lo aprovecha, y las tres consultas son reales del PI: la agenda del dia filtra por fecha_hora, el historial de un dueno entra siempre por mascota.id_dueno, y la pantalla de recepcion combina estado con un rango de fechas. Al ejecutar el CREATE INDEX el motor lee la tabla completa una vez, ordena las claves y arma el arbol; sobre 200.000 filas eso tarda uno o dos segundos, pero conviene decir que en una tabla real de 50 millones de filas son minutos y que la creacion normal bloquea las escrituras, razon por la cual existen las variantes CREATE INDEX CONCURRENTLY en PostgreSQL y ONLINE en Oracle. Hay dos hechos sobre claves que evitan la mitad de los indices inutiles que entregan los equipos. El primero: declarar una PRIMARY KEY o una restriccion UNIQUE crea automaticamente un indice unico para sostenerla, asi que id_dueno en dueno, id_mascota en mascota y id_cita en cita YA tienen indice, y crear otro encima solo duplica espacio y trabajo de escritura sin ganar nada. Un indice unico es el que rechaza claves repetidas, y en ese caso el indice no es solo rendimiento, es la restriccion misma; un indice no unico apenas acelera. El segundo hecho, mucho menos conocido: declarar una FOREIGN KEY NO crea indice en ninguno de los dos motores. mascota.id_dueno apunta a dueno, pero del lado de mascota no hay nada ordenado, y por eso idx_mascota_dueno si es una adicion legitima; ademas, sin ese indice, borrar un dueno obliga al motor a recorrer mascota completa para verificar la integridad referencial.</w:t>
+      </w:r>
+    </w:p>
+    <w:p>
+      <w:r>
+        <w:rPr>
+          <w:b w:val="0"/>
+          <w:color w:val="4A4A49"/>
+          <w:sz w:val="22"/>
+        </w:rPr>
+        <w:t>Un indice compuesto es el creado sobre dos o mas columnas, y su regla de uso es la fuente de error mas frecuente de todo el tema. Las entradas se ordenan por la primera columna y solo dentro de los valores iguales de la primera se ordenan por la segunda, y asi sucesivamente; es exactamente el orden de un directorio telefonico por apellido y luego nombre. De ahi la regla del prefijo mas a la izquierda: un indice sobre (estado, fecha_hora) puede resolver una busqueda por estado, y tambien una por estado junto con fecha_hora, pero NO puede resolver eficientemente una busqueda solo por fecha_hora, igual que en el directorio no se pueden encontrar todas las personas llamadas Ana sin leerlo entero. Traducido a VetCare: idx_cita_estado_fecha sirve para WHERE estado = 'PROGRAMADA' AND fecha_hora &gt;= TIMESTAMP '2026-09-01 00:00:00', sirve para WHERE estado = 'PROGRAMADA' a secas, y no sirve para la agenda del dia si esta se escribe unicamente con fecha_hora; para eso existe idx_cita_fecha. El corolario de diseno se enuncia en una linea: las columnas comparadas por igualdad van primero y la columna comparada por rango va al final, porque despues del primer rango el orden interno del indice deja de ser aprovechable. Y un numero citable que desarma la idea de crear un indice con todas las columnas por si acaso: un indice de k columnas atiende solamente los k prefijos, no las combinaciones, asi que uno de tres columnas atiende tres formas de consulta y no seis. Aqui llega la primera pregunta previsible: entonces creo (estado, fecha_hora) y tambien (fecha_hora, estado). Respuesta del docente: rara vez se justifica, porque el segundo queda casi siempre cubierto por el indice de una sola columna sobre fecha_hora mas el filtro de estado aplicado sobre las pocas filas que sobreviven, y cada indice extra se paga en cada escritura; primero se mide con el plan y despues se crea.</w:t>
+      </w:r>
+    </w:p>
+    <w:p>
+      <w:r>
+        <w:rPr>
+          <w:b w:val="0"/>
+          <w:color w:val="4A4A49"/>
+          <w:sz w:val="22"/>
+        </w:rPr>
+        <w:t>Cuando todas las columnas que la consulta necesita, tanto las del WHERE como las del SELECT, estan dentro del indice, el motor puede responder sin tocar la tabla, y eso se llama index-only scan o indice cubridor. Ejemplo exacto en VetCare: SELECT estado, fecha_hora FROM cita WHERE estado = 'PROGRAMADA' AND fecha_hora &gt;= TIMESTAMP '2026-09-01 00:00:00' se responde entera desde idx_cita_estado_fecha, y el plan lo dice con las palabras Index Only Scan. El ahorro es justamente la parte cara del acceso por indice: en lugar de 3 o 4 lecturas para bajar el arbol mas 110 lecturas dispersas a la tabla, quedan las 3 o 4 mas unas pocas paginas de hojas contiguas, o sea del orden de 5 lecturas contra 114. Si la consulta agrega id_mascota la ventaja se pierde, y hay dos maneras de recuperarla: agregar la columna a la clave del indice, o usar la clausula INCLUDE de PostgreSQL, CREATE INDEX idx_cita_cubridor ON cita (estado, fecha_hora) INCLUDE (id_mascota), que guarda la columna en las hojas sin usarla para ordenar y por lo tanto sin engordar los niveles superiores. Oracle no tiene INCLUDE y la columna se agrega al final de la clave. Un detalle honesto que evita una confusion en vivo: en PostgreSQL el index-only scan depende del mapa de visibilidad, asi que inmediatamente despues de una carga masiva el plan puede seguir mostrando Index Scan hasta que pase VACUUM o ANALYZE, y eso no significa que el indice este mal disenado.</w:t>
+      </w:r>
+    </w:p>
+    <w:p>
+      <w:r>
+        <w:rPr>
+          <w:b w:val="0"/>
+          <w:color w:val="4A4A49"/>
+          <w:sz w:val="22"/>
+        </w:rPr>
+        <w:t>Un indice existente puede quedar sin usar por siete razones, y saber recitarlas es lo que separa al docente que responde del que dice que el motor es raro. Uno, la tabla es demasiado pequena: dueno con 3.000 filas cabe en unas 40 paginas y ningun indice le gana a leer 40 paginas seguidas; con las 20 filas de prueba del PI jamas se usara un indice, y el motor esta en lo correcto. Dos, el predicado no es sargable, tal como se vio en la Clase 6: UPPER(nombre), EXTRACT(YEAR FROM fecha_hora) o una conversion implicita de tipo bloquean el indice, y la salida es el indice funcional, CREATE INDEX idx_mascota_nombre_upper ON mascota (UPPER(nombre)), disponible en Oracle y PostgreSQL y ausente en las versiones antiguas de MySQL, donde se resuelve con una columna generada. Tres, la selectividad es mala: WHERE activa = 'S' devuelve el 90 % de mascota y el full scan gana con razon. Cuatro, las estadisticas estan desactualizadas y el motor cree que la tabla tiene 20 filas; se corrige con ANALYZE cita o con DBMS_STATS.GATHER_TABLE_STATS. Cinco, se violo la regla del prefijo mas a la izquierda. Seis, la condicion combina columnas de indices distintos con OR, caso en el que algunos motores arman una combinacion de mapas de bits y otros simplemente escanean. Siete, el tipo de dato o la ordenacion de la columna no coincide con lo que el predicado compara. La segunda pregunta frecuente cae justo aqui: cree el indice y el plan no cambio, entonces el indice sirve o no sirve. Respuesta: el indice puede estar bien elegido y el motor tener razon en no usarlo hoy con 20 filas; la prueba se hace con volumen, y si con 200.000 filas el plan sigue igual, entonces el problema esta en el predicado y no en el indice.</w:t>
+      </w:r>
+    </w:p>
+    <w:p>
+      <w:r>
+        <w:rPr>
+          <w:b w:val="0"/>
+          <w:color w:val="4A4A49"/>
+          <w:sz w:val="22"/>
+        </w:rPr>
+        <w:t>El precio de indexar se paga en cada escritura y hay que poder cuantificarlo. Un INSERT en cita con cuatro indices no es una operacion, son cinco: la fila en la tabla mas una insercion ordenada en cada arbol, cada una bajando tres niveles y a veces partiendo en dos una pagina llena, lo cual ademas fragmenta el indice. Como orden de magnitud de oficio, cada indice adicional encarece las escrituras entre un 5 % y un 15 %, y una tabla con diez indices puede escribir varias veces mas lento que la misma con dos; el numero exacto depende del motor y hay que medirlo, pero la direccion nunca cambia. El UPDATE tiene un matiz util: solo se actualizan los indices que contienen alguna de las columnas modificadas, asi que cambiar cita.estado de PROGRAMADA a ATENDIDA toca idx_cita_estado_fecha pero no idx_cita_fecha, y de ahi la advertencia de no indexar columnas que cambian en cada operacion salvo que una consulta muy frecuente lo exija. En espacio no es raro que la suma de los indices supere el tamano de la tabla. Para el entregable de hoy la guia practica es concreta: dos a cuatro indices por tabla caliente ademas de los que ya trae la clave primaria, cada uno con la consulta escrita al lado, y la regla de descarte mas util que existe, si el equipo no puede escribir la consulta que usa el indice, el indice se borra. En produccion esa decision se toma con datos y no con opinion: PostgreSQL expone pg_stat_user_indexes, donde un valor de idx_scan en cero significa que el indice nunca se uso, y Oracle permite monitorear el uso de indices; conviene mencionarlo aunque no se pueda comprobar en el playground.</w:t>
+      </w:r>
+    </w:p>
+    <w:p>
+      <w:r>
+        <w:rPr>
+          <w:b w:val="0"/>
+          <w:color w:val="4A4A49"/>
+          <w:sz w:val="22"/>
+        </w:rPr>
+        <w:t>El particionamiento es la otra tecnica de diseno fisico y conviene definirla sin exagerar su utilidad. Particionar es dividir una sola tabla logica en varios fragmentos fisicos llamados particiones, segun una clave, de modo que el motor descarte de entrada las particiones que no pueden contener lo buscado; ese descarte se llama poda de particiones o partition pruning. La forma mas frecuente es por rango de fechas: cita particionada por anio, con una particion para 2022, otra para 2023 y asi hasta 2026, de manera que la consulta de la agenda de septiembre de 2026 lee unicamente la particion de 2026 y el plan lo muestra. Es distinto de un indice: el indice ordena, la particion separa. El umbral en el que empieza a pagar es alto y hay que decirlo con numeros para que nadie lo use de adorno: como convencion de oficio se piensa en particionar por encima de unas decenas de millones de filas o de tablas de decenas de gigabytes, y por debajo de eso un indice sobre fecha_hora hace el mismo trabajo con muchisima menos complejidad de mantenimiento. VetCare con 200.000 citas ocupa 20 MB y cabe entero en memoria: particionar ahi no mejora nada. Entonces por que aprenderlo, que es la tercera pregunta previsible. Porque existe un caso donde no hay alternativa, el archivado: borrar cinco anios de historia con DELETE FROM cita WHERE fecha_hora &lt; TIMESTAMP '2023-01-01 00:00:00' toca millones de filas, genera un registro de transacciones enorme y sostiene bloqueos largos, mientras ALTER TABLE cita DROP PARTITION cita_2022 lo resuelve en un instante como operacion de metadatos, y ese contraste conecta directo con la Clase 8. Sobre el playground hay buenas noticias y limites claros. En DB Fiddle con PostgreSQL si se puede demostrar practicamente todo lo de hoy, porque soporta CREATE INDEX, indices funcionales, INCLUDE y particionamiento declarativo con CREATE TABLE cita PARTITION BY RANGE (fecha_hora) y sus CREATE TABLE cita_2026 PARTITION OF cita FOR VALUES FROM ... TO ..., ademas de EXPLAIN para ver la poda; y con el generate_series de la Clase 6 se consigue el volumen necesario para que el plan cambie de Seq Scan a Index Scan, que es la evidencia antes y despues que pide el entregable. Lo que hay que documentar en papel es todo lo que depende de escala o de privilegios: el tiempo de creacion de un indice en una tabla de decenas de millones de filas, el efecto de la fragmentacion tras meses de escrituras, la degradacion medible de un INSERT con diez indices y cualquier medicion con la memoria intermedia vacia. Y hay una trampa de forma que conviene anticipar: en MySQL toda clave unica debe incluir la columna de particionamiento, asi que un DDL de particiones que funciona en PostgreSQL falla alli, y si el equipo cambio de motor a mitad del taller va a culpar al ejemplo en lugar de al motor.</w:t>
+      </w:r>
+    </w:p>
+    <w:p>
+      <w:r>
+        <w:rPr>
+          <w:b w:val="0"/>
+          <w:color w:val="4A4A49"/>
+          <w:sz w:val="22"/>
+        </w:rPr>
+        <w:t>Error tipico del docente que no domina el tema: crear indices sobre las columnas de las claves primarias, o sobre todas las columnas por si acaso, y presentar eso como estrategia. Duplicar el indice de la clave primaria no acelera nada y el estudiante se lleva una idea falsa de causalidad; aguas abajo, cuando en la Clase 8 su transaccion de facturacion escriba en factura, detalle_factura e insumo, no tendra manera de explicar por que la operacion se volvio mas lenta al agregar indices, y en el Parcial 2 defendera un indice sin poder nombrar la consulta que lo usa, que es exactamente lo que la rubrica evalua. El segundo error es afirmar que un indice compuesto sirve para cualquier combinacion de sus columnas, omitiendo la regla del prefijo mas a la izquierda; si eso se aprueba hoy, el equipo creara idx_cita_estado_fecha y creera cubierta la agenda del dia, la consulta seguira resolviendose con full table scan porque solo filtra por fecha_hora, y en la Clase 12, cuando la aplicacion llame al procedimiento de agenda, el diagnostico sera imposible para el grupo: el indice existe, el plan lo ignora y nadie sabe por que.</w:t>
       </w:r>
     </w:p>
     <w:p>

--- a/Bases de Datos II/Kit docente/Clase 7/Guion Docente Clase 7 - Indices y particionamiento.docx
+++ b/Bases de Datos II/Kit docente/Clase 7/Guion Docente Clase 7 - Indices y particionamiento.docx
@@ -328,7 +328,7 @@
           <w:color w:val="4A4A49"/>
           <w:sz w:val="22"/>
         </w:rPr>
-        <w:t>La Clase 6 dejo al grupo mirando planes que decian Seq Scan o TABLE ACCESS FULL donde se esperaba algo mejor; hoy se construye la estructura que cambia esa linea. Un indice es una estructura de datos auxiliar, redundante y opcional, que el motor crea a partir de una o mas columnas de una tabla, mantiene ordenada por esas columnas y sincroniza automaticamente con cada cambio de los datos. Cada entrada del indice guarda dos cosas: el valor de la clave y un puntero fisico a la fila completa, que en Oracle se llama ROWID y en PostgreSQL ctid. Los tres adjetivos de esa definicion importan y conviene subrayarlos uno por uno. Redundante: el indice no agrega informacion nueva, duplica columnas que ya estan en la tabla, y por eso se puede borrar y volver a crear sin perder un solo dato. Opcional: ninguna consulta deja de funcionar si el indice no existe, solamente tarda mas. Automatico: nadie escribe codigo para mantenerlo, el motor lo actualiza dentro de la misma operacion del INSERT, del UPDATE o del DELETE, y de ahi sale el costo del que habla la segunda mitad de la clase. Con las cifras de VetCare que ya se usaron en la clase anterior, un indice sobre cita(fecha_hora) con 200.000 entradas de unos 20 a 25 bytes cada una ocupa entre 4 y 6 MB, frente a los 20 MB de la tabla; como orden de magnitud, cada indice de una sola columna cuesta entre el 10 % y el 30 % del tamano de la tabla, y esa cifra es estimacion de oficio, no una constante del motor.</w:t>
+        <w:t>La Clase 6 dejo al grupo mirando planes que decian Seq Scan o TABLE ACCESS FULL donde se esperaba algo mejor; hoy se construye la estructura que cambia esa linea. Un indice es una estructura de datos auxiliar, redundante y opcional, que el motor crea a partir de una o mas columnas de una tabla, mantiene ordenada por esas columnas y sincroniza automaticamente con cada cambio de los datos. Cada entrada guarda dos cosas: el valor de la clave y un puntero fisico a la fila completa, que en Oracle se llama ROWID y en PostgreSQL ctid. Los tres adjetivos de la definicion importan. Redundante: no agrega informacion nueva, duplica columnas que ya estan en la tabla, y por eso se puede borrar y volver a crear sin perder un dato. Opcional: ninguna consulta deja de funcionar si el indice no existe, solo tarda mas. Automatico: nadie escribe codigo para mantenerlo, el motor lo actualiza dentro de la misma operacion del INSERT, del UPDATE o del DELETE, y de ahi sale el costo del que habla la segunda mitad de la clase. Con las cifras de VetCare de la clase anterior, un indice sobre cita(fecha_hora) con 200.000 entradas de unos 20 a 25 bytes ocupa entre 4 y 6 MB, frente a los 20 MB de la tabla; como orden de magnitud, cada indice de una columna cuesta entre el 10 % y el 30 % del tamano de la tabla, y esa cifra es estimacion de oficio, no constante del motor.</w:t>
       </w:r>
     </w:p>
     <w:p>
@@ -338,7 +338,7 @@
           <w:color w:val="4A4A49"/>
           <w:sz w:val="22"/>
         </w:rPr>
-        <w:t>El tipo de indice que se usa por omision en Oracle, PostgreSQL, MySQL y SQL Server es el B-Tree, arbol balanceado, y entenderlo por dentro toma cinco minutos bien invertidos. El arbol tiene tres clases de nodos: una raiz, cero o mas niveles de nodos intermedios o de rama, y un nivel de hojas donde estan todas las claves con sus punteros. Balanceado significa que todas las hojas quedan a la misma profundidad, asi que cualquier busqueda cuesta lo mismo y no hay valores afortunados. Cada nodo ocupa una pagina, tipicamente de 8 KB, y si cada entrada pesa unos 20 bytes, en una pagina caben del orden de 400 claves; ese numero se llama grado de ramificacion o fan-out. Con 400 hijos por nodo, un arbol de un nivel apunta a 400 filas, de dos niveles a 160.000, de tres niveles a 64 millones y de cuatro niveles a mas de 25 mil millones. De ahi la afirmacion que el docente debe poder defender: tres o cuatro niveles alcanzan para tablas de millones de filas, y por lo tanto encontrar una fila cuesta tres o cuatro lecturas de pagina, sin importar si la tabla tiene cien mil filas o cincuenta millones. El crecimiento es logaritmico, y eso significa en la practica que duplicar el tamano de la tabla no duplica el tiempo de busqueda: apenas lo mueve. El indice de cita con 200.000 filas tiene dos o tres niveles. Un detalle mas que explica la mitad de los usos reales: las hojas estan enlazadas entre si formando una lista, de modo que al llegar a la primera clave que cumple una condicion se puede seguir avanzando en orden; por eso un B-Tree sirve para BETWEEN, para mayor que, para menor que y para devolver filas ya ordenadas sin ejecutar un ordenamiento aparte, y no solamente para igualdades.</w:t>
+        <w:t>El tipo de indice por omision en Oracle, PostgreSQL, MySQL y SQL Server es el B-Tree, arbol balanceado, y entenderlo por dentro toma cinco minutos bien invertidos. Tiene tres clases de nodos: una raiz, cero o mas niveles intermedios o de rama, y un nivel de hojas donde estan todas las claves con sus punteros. Balanceado significa que todas las hojas quedan a la misma profundidad, asi que cualquier busqueda cuesta lo mismo y no hay valores afortunados. Cada nodo ocupa una pagina, tipicamente de 8 KB, y si cada entrada pesa unos 20 bytes, en una pagina caben del orden de 400 claves; ese numero se llama grado de ramificacion o fan-out. Con 400 hijos por nodo, un arbol de un nivel cubre 400 filas, de dos niveles 160.000, de tres niveles 64 millones y de cuatro niveles mas de 25 mil millones. De ahi la afirmacion que el docente debe poder defender: tres o cuatro niveles alcanzan para tablas de millones de filas, y encontrar una fila cuesta tres o cuatro lecturas de pagina, sin importar si la tabla tiene cien mil filas o cincuenta millones. El crecimiento es logaritmico: duplicar la tabla no duplica el tiempo de busqueda, apenas lo mueve. El indice de cita con 200.000 filas tiene dos o tres niveles. Un detalle mas explica la mitad de los usos reales: las hojas estan enlazadas entre si formando una lista, de modo que al llegar a la primera clave que cumple la condicion se puede seguir avanzando en orden; por eso un B-Tree sirve para BETWEEN, para mayor que, para menor que y para devolver filas ya ordenadas sin ejecutar un ordenamiento aparte, no solo para igualdades.</w:t>
       </w:r>
     </w:p>
     <w:p>
@@ -348,7 +348,7 @@
           <w:color w:val="4A4A49"/>
           <w:sz w:val="22"/>
         </w:rPr>
-        <w:t>En VetCare los tres indices del script de la clase son CREATE INDEX idx_cita_fecha ON cita (fecha_hora); CREATE INDEX idx_mascota_dueno ON mascota (id_dueno); y CREATE INDEX idx_cita_estado_fecha ON cita (estado, fecha_hora); Cada uno tiene que poder justificarse con la consulta concreta que lo aprovecha, y las tres consultas son reales del PI: la agenda del dia filtra por fecha_hora, el historial de un dueno entra siempre por mascota.id_dueno, y la pantalla de recepcion combina estado con un rango de fechas. Al ejecutar el CREATE INDEX el motor lee la tabla completa una vez, ordena las claves y arma el arbol; sobre 200.000 filas eso tarda uno o dos segundos, pero conviene decir que en una tabla real de 50 millones de filas son minutos y que la creacion normal bloquea las escrituras, razon por la cual existen las variantes CREATE INDEX CONCURRENTLY en PostgreSQL y ONLINE en Oracle. Hay dos hechos sobre claves que evitan la mitad de los indices inutiles que entregan los equipos. El primero: declarar una PRIMARY KEY o una restriccion UNIQUE crea automaticamente un indice unico para sostenerla, asi que id_dueno en dueno, id_mascota en mascota y id_cita en cita YA tienen indice, y crear otro encima solo duplica espacio y trabajo de escritura sin ganar nada. Un indice unico es el que rechaza claves repetidas, y en ese caso el indice no es solo rendimiento, es la restriccion misma; un indice no unico apenas acelera. El segundo hecho, mucho menos conocido: declarar una FOREIGN KEY NO crea indice en ninguno de los dos motores. mascota.id_dueno apunta a dueno, pero del lado de mascota no hay nada ordenado, y por eso idx_mascota_dueno si es una adicion legitima; ademas, sin ese indice, borrar un dueno obliga al motor a recorrer mascota completa para verificar la integridad referencial.</w:t>
+        <w:t>En VetCare los tres indices del script de la clase son CREATE INDEX idx_cita_fecha ON cita (fecha_hora); CREATE INDEX idx_mascota_dueno ON mascota (id_dueno); y CREATE INDEX idx_cita_estado_fecha ON cita (estado, fecha_hora); Cada uno debe justificarse con la consulta concreta que lo aprovecha, y las tres son reales del PI: la agenda del dia filtra por fecha_hora, el historial entra siempre por mascota.id_dueno, y la pantalla de recepcion combina estado con un rango de fechas. Al ejecutar el CREATE INDEX el motor lee la tabla completa una vez, ordena las claves y arma el arbol; sobre 200.000 filas eso tarda uno o dos segundos, pero en una tabla real de 50 millones son minutos y la creacion normal bloquea las escrituras, razon por la cual existen CREATE INDEX CONCURRENTLY en PostgreSQL y ONLINE en Oracle. Dos hechos sobre claves evitan la mitad de los indices inutiles que entregan los equipos. Primero: declarar PRIMARY KEY o UNIQUE crea automaticamente un indice unico para sostener la restriccion, asi que id_dueno en dueno, id_mascota en mascota e id_cita en cita YA tienen indice, y crear otro encima solo duplica espacio y trabajo de escritura. Un indice unico rechaza claves repetidas y por lo tanto es la restriccion misma, no solo rendimiento; uno no unico apenas acelera. Segundo, menos conocido: declarar una FOREIGN KEY NO crea indice en ninguno de los dos motores. mascota.id_dueno apunta a dueno, pero del lado de mascota no hay nada ordenado, y por eso idx_mascota_dueno si es una adicion legitima; sin el, ademas, borrar un dueno obliga a recorrer mascota completa para verificar la integridad.</w:t>
       </w:r>
     </w:p>
     <w:p>
@@ -358,7 +358,7 @@
           <w:color w:val="4A4A49"/>
           <w:sz w:val="22"/>
         </w:rPr>
-        <w:t>Un indice compuesto es el creado sobre dos o mas columnas, y su regla de uso es la fuente de error mas frecuente de todo el tema. Las entradas se ordenan por la primera columna y solo dentro de los valores iguales de la primera se ordenan por la segunda, y asi sucesivamente; es exactamente el orden de un directorio telefonico por apellido y luego nombre. De ahi la regla del prefijo mas a la izquierda: un indice sobre (estado, fecha_hora) puede resolver una busqueda por estado, y tambien una por estado junto con fecha_hora, pero NO puede resolver eficientemente una busqueda solo por fecha_hora, igual que en el directorio no se pueden encontrar todas las personas llamadas Ana sin leerlo entero. Traducido a VetCare: idx_cita_estado_fecha sirve para WHERE estado = 'PROGRAMADA' AND fecha_hora &gt;= TIMESTAMP '2026-09-01 00:00:00', sirve para WHERE estado = 'PROGRAMADA' a secas, y no sirve para la agenda del dia si esta se escribe unicamente con fecha_hora; para eso existe idx_cita_fecha. El corolario de diseno se enuncia en una linea: las columnas comparadas por igualdad van primero y la columna comparada por rango va al final, porque despues del primer rango el orden interno del indice deja de ser aprovechable. Y un numero citable que desarma la idea de crear un indice con todas las columnas por si acaso: un indice de k columnas atiende solamente los k prefijos, no las combinaciones, asi que uno de tres columnas atiende tres formas de consulta y no seis. Aqui llega la primera pregunta previsible: entonces creo (estado, fecha_hora) y tambien (fecha_hora, estado). Respuesta del docente: rara vez se justifica, porque el segundo queda casi siempre cubierto por el indice de una sola columna sobre fecha_hora mas el filtro de estado aplicado sobre las pocas filas que sobreviven, y cada indice extra se paga en cada escritura; primero se mide con el plan y despues se crea.</w:t>
+        <w:t>Un indice compuesto es el creado sobre dos o mas columnas, y su regla de uso es la fuente de error mas frecuente del tema. Las entradas se ordenan por la primera columna y solo dentro de los valores iguales de la primera se ordenan por la segunda; es el orden de un directorio telefonico por apellido y luego nombre. De ahi la regla del prefijo mas a la izquierda: un indice sobre (estado, fecha_hora) resuelve una busqueda por estado, y una por estado junto con fecha_hora, pero NO resuelve eficientemente una busqueda solo por fecha_hora, igual que en el directorio no se pueden encontrar todas las personas llamadas Ana sin leerlo entero. En VetCare: idx_cita_estado_fecha sirve para WHERE estado = 'PROGRAMADA' AND fecha_hora &gt;= TIMESTAMP '2026-09-01 00:00:00' y para WHERE estado = 'PROGRAMADA' a secas, y no sirve para la agenda del dia si esta se escribe solo con fecha_hora; para eso existe idx_cita_fecha. El corolario de diseno cabe en una linea: las columnas comparadas por igualdad van primero y la comparada por rango va al final, porque despues del primer rango el orden interno del indice deja de ser aprovechable. Y un numero citable que desarma la idea de indexar todo por si acaso: un indice de k columnas atiende solamente los k prefijos, no las combinaciones, asi que uno de tres columnas atiende tres formas de consulta y no seis. Aqui llega la primera pregunta previsible: entonces creo (estado, fecha_hora) y tambien (fecha_hora, estado). Respuesta: rara vez se justifica, porque el segundo queda casi siempre cubierto por el indice de una sola columna sobre fecha_hora mas el filtro de estado aplicado sobre las pocas filas que sobreviven, y cada indice extra se paga en cada escritura; primero se mide con el plan y despues se crea.</w:t>
       </w:r>
     </w:p>
     <w:p>
@@ -368,7 +368,7 @@
           <w:color w:val="4A4A49"/>
           <w:sz w:val="22"/>
         </w:rPr>
-        <w:t>Cuando todas las columnas que la consulta necesita, tanto las del WHERE como las del SELECT, estan dentro del indice, el motor puede responder sin tocar la tabla, y eso se llama index-only scan o indice cubridor. Ejemplo exacto en VetCare: SELECT estado, fecha_hora FROM cita WHERE estado = 'PROGRAMADA' AND fecha_hora &gt;= TIMESTAMP '2026-09-01 00:00:00' se responde entera desde idx_cita_estado_fecha, y el plan lo dice con las palabras Index Only Scan. El ahorro es justamente la parte cara del acceso por indice: en lugar de 3 o 4 lecturas para bajar el arbol mas 110 lecturas dispersas a la tabla, quedan las 3 o 4 mas unas pocas paginas de hojas contiguas, o sea del orden de 5 lecturas contra 114. Si la consulta agrega id_mascota la ventaja se pierde, y hay dos maneras de recuperarla: agregar la columna a la clave del indice, o usar la clausula INCLUDE de PostgreSQL, CREATE INDEX idx_cita_cubridor ON cita (estado, fecha_hora) INCLUDE (id_mascota), que guarda la columna en las hojas sin usarla para ordenar y por lo tanto sin engordar los niveles superiores. Oracle no tiene INCLUDE y la columna se agrega al final de la clave. Un detalle honesto que evita una confusion en vivo: en PostgreSQL el index-only scan depende del mapa de visibilidad, asi que inmediatamente despues de una carga masiva el plan puede seguir mostrando Index Scan hasta que pase VACUUM o ANALYZE, y eso no significa que el indice este mal disenado.</w:t>
+        <w:t>Cuando todas las columnas que la consulta necesita, las del WHERE y las del SELECT, estan dentro del indice, el motor responde sin tocar la tabla, y eso se llama index-only scan o indice cubridor. Ejemplo exacto: SELECT estado, fecha_hora FROM cita WHERE estado = 'PROGRAMADA' AND fecha_hora &gt;= TIMESTAMP '2026-09-01 00:00:00' se responde entera desde idx_cita_estado_fecha, y el plan lo dice con las palabras Index Only Scan. El ahorro es justamente la parte cara del acceso por indice: en lugar de 3 o 4 lecturas para bajar el arbol mas 110 lecturas dispersas a la tabla, quedan unas 5 lecturas de hojas contiguas. Si la consulta agrega id_mascota la ventaja se pierde, y hay dos maneras de recuperarla: agregar la columna a la clave, o usar la clausula INCLUDE de PostgreSQL, CREATE INDEX idx_cita_cubridor ON cita (estado, fecha_hora) INCLUDE (id_mascota), que guarda la columna en las hojas sin usarla para ordenar y por lo tanto sin engordar los niveles superiores; Oracle no tiene INCLUDE y la columna se agrega al final de la clave. Un detalle honesto que evita una confusion en vivo: en PostgreSQL el index-only scan depende del mapa de visibilidad, asi que inmediatamente despues de una carga masiva el plan puede seguir mostrando Index Scan hasta que pase VACUUM o ANALYZE, y eso no significa que el indice este mal disenado.</w:t>
       </w:r>
     </w:p>
     <w:p>
@@ -378,7 +378,7 @@
           <w:color w:val="4A4A49"/>
           <w:sz w:val="22"/>
         </w:rPr>
-        <w:t>Un indice existente puede quedar sin usar por siete razones, y saber recitarlas es lo que separa al docente que responde del que dice que el motor es raro. Uno, la tabla es demasiado pequena: dueno con 3.000 filas cabe en unas 40 paginas y ningun indice le gana a leer 40 paginas seguidas; con las 20 filas de prueba del PI jamas se usara un indice, y el motor esta en lo correcto. Dos, el predicado no es sargable, tal como se vio en la Clase 6: UPPER(nombre), EXTRACT(YEAR FROM fecha_hora) o una conversion implicita de tipo bloquean el indice, y la salida es el indice funcional, CREATE INDEX idx_mascota_nombre_upper ON mascota (UPPER(nombre)), disponible en Oracle y PostgreSQL y ausente en las versiones antiguas de MySQL, donde se resuelve con una columna generada. Tres, la selectividad es mala: WHERE activa = 'S' devuelve el 90 % de mascota y el full scan gana con razon. Cuatro, las estadisticas estan desactualizadas y el motor cree que la tabla tiene 20 filas; se corrige con ANALYZE cita o con DBMS_STATS.GATHER_TABLE_STATS. Cinco, se violo la regla del prefijo mas a la izquierda. Seis, la condicion combina columnas de indices distintos con OR, caso en el que algunos motores arman una combinacion de mapas de bits y otros simplemente escanean. Siete, el tipo de dato o la ordenacion de la columna no coincide con lo que el predicado compara. La segunda pregunta frecuente cae justo aqui: cree el indice y el plan no cambio, entonces el indice sirve o no sirve. Respuesta: el indice puede estar bien elegido y el motor tener razon en no usarlo hoy con 20 filas; la prueba se hace con volumen, y si con 200.000 filas el plan sigue igual, entonces el problema esta en el predicado y no en el indice.</w:t>
+        <w:t>Un indice existente puede quedar sin usar por siete razones, y recitarlas separa al docente que responde del que dice que el motor es raro. Uno, la tabla es demasiado pequena: dueno con 3.000 filas cabe en unas 40 paginas y ningun indice le gana a leer 40 paginas seguidas; con las 20 filas de prueba del PI jamas se usara un indice y el motor esta en lo correcto. Dos, el predicado no es sargable, como se vio en la Clase 6: UPPER(nombre), EXTRACT(YEAR FROM fecha_hora) o una conversion implicita de tipo bloquean el indice, y la salida es el indice funcional, CREATE INDEX idx_mascota_nombre_upper ON mascota (UPPER(nombre)), disponible en Oracle y PostgreSQL y ausente en versiones antiguas de MySQL, donde se resuelve con una columna generada. Tres, la selectividad es mala: WHERE activa = 'S' devuelve el 90 % de mascota y el full scan gana con razon. Cuatro, las estadisticas estan viejas y el motor cree que la tabla tiene 20 filas; se corrige con ANALYZE cita o DBMS_STATS.GATHER_TABLE_STATS. Cinco, se violo el prefijo mas a la izquierda. Seis, la condicion combina columnas de indices distintos con OR, caso en el que algunos motores arman una combinacion de mapas de bits y otros simplemente escanean. Siete, el tipo de dato o la ordenacion no coincide con lo que el predicado compara. La segunda pregunta frecuente cae aqui: cree el indice y el plan no cambio, entonces sirve o no sirve. Respuesta: el indice puede estar bien elegido y el motor tener razon en no usarlo hoy con 20 filas; la prueba se hace con volumen, y si con 200.000 filas el plan sigue igual, el problema esta en el predicado y no en el indice.</w:t>
       </w:r>
     </w:p>
     <w:p>
@@ -388,7 +388,7 @@
           <w:color w:val="4A4A49"/>
           <w:sz w:val="22"/>
         </w:rPr>
-        <w:t>El precio de indexar se paga en cada escritura y hay que poder cuantificarlo. Un INSERT en cita con cuatro indices no es una operacion, son cinco: la fila en la tabla mas una insercion ordenada en cada arbol, cada una bajando tres niveles y a veces partiendo en dos una pagina llena, lo cual ademas fragmenta el indice. Como orden de magnitud de oficio, cada indice adicional encarece las escrituras entre un 5 % y un 15 %, y una tabla con diez indices puede escribir varias veces mas lento que la misma con dos; el numero exacto depende del motor y hay que medirlo, pero la direccion nunca cambia. El UPDATE tiene un matiz util: solo se actualizan los indices que contienen alguna de las columnas modificadas, asi que cambiar cita.estado de PROGRAMADA a ATENDIDA toca idx_cita_estado_fecha pero no idx_cita_fecha, y de ahi la advertencia de no indexar columnas que cambian en cada operacion salvo que una consulta muy frecuente lo exija. En espacio no es raro que la suma de los indices supere el tamano de la tabla. Para el entregable de hoy la guia practica es concreta: dos a cuatro indices por tabla caliente ademas de los que ya trae la clave primaria, cada uno con la consulta escrita al lado, y la regla de descarte mas util que existe, si el equipo no puede escribir la consulta que usa el indice, el indice se borra. En produccion esa decision se toma con datos y no con opinion: PostgreSQL expone pg_stat_user_indexes, donde un valor de idx_scan en cero significa que el indice nunca se uso, y Oracle permite monitorear el uso de indices; conviene mencionarlo aunque no se pueda comprobar en el playground.</w:t>
+        <w:t>El precio de indexar se paga en cada escritura y hay que cuantificarlo. Un INSERT en cita con cuatro indices no es una operacion, son cinco: la fila en la tabla mas una insercion ordenada en cada arbol, cada una bajando tres niveles y a veces partiendo en dos una pagina llena, lo que ademas fragmenta el indice. Como orden de magnitud de oficio, cada indice adicional encarece las escrituras entre un 5 % y un 15 %, y una tabla con diez indices puede escribir varias veces mas lento que la misma con dos; el numero exacto depende del motor y hay que medirlo, pero la direccion nunca cambia. El UPDATE tiene un matiz util: solo se actualizan los indices que contienen alguna columna modificada, asi que cambiar cita.estado de PROGRAMADA a ATENDIDA toca idx_cita_estado_fecha pero no idx_cita_fecha, de donde sale la advertencia de no indexar columnas que cambian en cada operacion salvo que una consulta muy frecuente lo exija. En espacio, no es raro que la suma de los indices supere el tamano de la tabla. Para el entregable la guia es concreta: dos a cuatro indices por tabla caliente ademas de los que ya trae la clave primaria, cada uno con su consulta escrita al lado, y la regla de descarte mas util que existe, si el equipo no puede escribir la consulta que usa el indice, el indice se borra. En produccion eso se decide con datos: PostgreSQL expone pg_stat_user_indexes, donde idx_scan en cero significa que el indice nunca se uso, y Oracle permite monitorear el uso de indices; conviene mencionarlo aunque no se pueda comprobar en el playground.</w:t>
       </w:r>
     </w:p>
     <w:p>
@@ -398,7 +398,7 @@
           <w:color w:val="4A4A49"/>
           <w:sz w:val="22"/>
         </w:rPr>
-        <w:t>El particionamiento es la otra tecnica de diseno fisico y conviene definirla sin exagerar su utilidad. Particionar es dividir una sola tabla logica en varios fragmentos fisicos llamados particiones, segun una clave, de modo que el motor descarte de entrada las particiones que no pueden contener lo buscado; ese descarte se llama poda de particiones o partition pruning. La forma mas frecuente es por rango de fechas: cita particionada por anio, con una particion para 2022, otra para 2023 y asi hasta 2026, de manera que la consulta de la agenda de septiembre de 2026 lee unicamente la particion de 2026 y el plan lo muestra. Es distinto de un indice: el indice ordena, la particion separa. El umbral en el que empieza a pagar es alto y hay que decirlo con numeros para que nadie lo use de adorno: como convencion de oficio se piensa en particionar por encima de unas decenas de millones de filas o de tablas de decenas de gigabytes, y por debajo de eso un indice sobre fecha_hora hace el mismo trabajo con muchisima menos complejidad de mantenimiento. VetCare con 200.000 citas ocupa 20 MB y cabe entero en memoria: particionar ahi no mejora nada. Entonces por que aprenderlo, que es la tercera pregunta previsible. Porque existe un caso donde no hay alternativa, el archivado: borrar cinco anios de historia con DELETE FROM cita WHERE fecha_hora &lt; TIMESTAMP '2023-01-01 00:00:00' toca millones de filas, genera un registro de transacciones enorme y sostiene bloqueos largos, mientras ALTER TABLE cita DROP PARTITION cita_2022 lo resuelve en un instante como operacion de metadatos, y ese contraste conecta directo con la Clase 8. Sobre el playground hay buenas noticias y limites claros. En DB Fiddle con PostgreSQL si se puede demostrar practicamente todo lo de hoy, porque soporta CREATE INDEX, indices funcionales, INCLUDE y particionamiento declarativo con CREATE TABLE cita PARTITION BY RANGE (fecha_hora) y sus CREATE TABLE cita_2026 PARTITION OF cita FOR VALUES FROM ... TO ..., ademas de EXPLAIN para ver la poda; y con el generate_series de la Clase 6 se consigue el volumen necesario para que el plan cambie de Seq Scan a Index Scan, que es la evidencia antes y despues que pide el entregable. Lo que hay que documentar en papel es todo lo que depende de escala o de privilegios: el tiempo de creacion de un indice en una tabla de decenas de millones de filas, el efecto de la fragmentacion tras meses de escrituras, la degradacion medible de un INSERT con diez indices y cualquier medicion con la memoria intermedia vacia. Y hay una trampa de forma que conviene anticipar: en MySQL toda clave unica debe incluir la columna de particionamiento, asi que un DDL de particiones que funciona en PostgreSQL falla alli, y si el equipo cambio de motor a mitad del taller va a culpar al ejemplo en lugar de al motor.</w:t>
+        <w:t>Particionar es dividir una sola tabla logica en fragmentos fisicos llamados particiones, segun una clave, de modo que el motor descarte de entrada las que no pueden contener lo buscado; ese descarte se llama poda de particiones o partition pruning. La forma mas frecuente es por rango de fechas: cita particionada por anio, una particion para 2022, otra para 2023 y asi hasta 2026, de manera que la consulta de septiembre de 2026 lee unicamente la particion de 2026 y el plan lo muestra. Es distinto de un indice: el indice ordena, la particion separa. El umbral en el que empieza a pagar es alto y hay que decirlo con numeros para que nadie lo use de adorno: como convencion de oficio se piensa en particionar por encima de unas decenas de millones de filas o de tablas de decenas de gigabytes, y por debajo de eso un indice sobre fecha_hora hace el mismo trabajo con mucho menos mantenimiento. VetCare con 200.000 citas ocupa 20 MB y cabe entero en memoria: particionar ahi no mejora nada. Entonces por que aprenderlo, tercera pregunta previsible. Porque hay un caso sin alternativa, el archivado: borrar cinco anios de historia con DELETE FROM cita WHERE fecha_hora &lt; TIMESTAMP '2023-01-01 00:00:00' toca millones de filas, genera un registro de transacciones enorme y sostiene bloqueos largos, mientras ALTER TABLE cita DROP PARTITION cita_2022 lo resuelve en un instante como operacion de metadatos, contraste que conecta directo con la Clase 8. En el playground si se puede demostrar casi todo lo de hoy: DB Fiddle con PostgreSQL soporta CREATE INDEX, indices funcionales, INCLUDE, particionamiento declarativo con CREATE TABLE cita PARTITION BY RANGE (fecha_hora) y sus CREATE TABLE cita_2026 PARTITION OF cita FOR VALUES FROM ... TO ..., y EXPLAIN para ver la poda; con el generate_series de la Clase 6 se consigue el volumen que hace cambiar el plan de Seq Scan a Index Scan, que es la medicion antes y despues del entregable. Hay que documentar en papel lo que depende de escala o de privilegios: el tiempo de creacion de un indice sobre decenas de millones de filas, la fragmentacion tras meses de escrituras, la degradacion medible de un INSERT con diez indices y cualquier medicion con la memoria intermedia vacia. Y conviene anticipar una trampa de forma: en MySQL toda clave unica debe incluir la columna de particionamiento, asi que un DDL de particiones valido en PostgreSQL falla alli.</w:t>
       </w:r>
     </w:p>
     <w:p>
@@ -408,7 +408,7 @@
           <w:color w:val="4A4A49"/>
           <w:sz w:val="22"/>
         </w:rPr>
-        <w:t>Error tipico del docente que no domina el tema: crear indices sobre las columnas de las claves primarias, o sobre todas las columnas por si acaso, y presentar eso como estrategia. Duplicar el indice de la clave primaria no acelera nada y el estudiante se lleva una idea falsa de causalidad; aguas abajo, cuando en la Clase 8 su transaccion de facturacion escriba en factura, detalle_factura e insumo, no tendra manera de explicar por que la operacion se volvio mas lenta al agregar indices, y en el Parcial 2 defendera un indice sin poder nombrar la consulta que lo usa, que es exactamente lo que la rubrica evalua. El segundo error es afirmar que un indice compuesto sirve para cualquier combinacion de sus columnas, omitiendo la regla del prefijo mas a la izquierda; si eso se aprueba hoy, el equipo creara idx_cita_estado_fecha y creera cubierta la agenda del dia, la consulta seguira resolviendose con full table scan porque solo filtra por fecha_hora, y en la Clase 12, cuando la aplicacion llame al procedimiento de agenda, el diagnostico sera imposible para el grupo: el indice existe, el plan lo ignora y nadie sabe por que.</w:t>
+        <w:t>Error tipico del docente que no domina el tema: crear indices sobre las columnas de las claves primarias, o sobre todas las columnas por si acaso, y presentar eso como estrategia. Duplicar el indice de la clave primaria no acelera nada y el estudiante se lleva una idea falsa de causalidad; aguas abajo, cuando en la Clase 8 su transaccion de facturacion escriba en factura, detalle_factura e insumo, no podra explicar por que la operacion se volvio mas lenta al agregar indices, y en el Parcial 2 defendera un indice sin poder nombrar la consulta que lo usa, que es exactamente lo que la rubrica evalua. El segundo error es afirmar que un indice compuesto sirve para cualquier combinacion de sus columnas, omitiendo la regla del prefijo mas a la izquierda; si eso se aprueba hoy, el equipo creara idx_cita_estado_fecha y creera cubierta la agenda del dia, la consulta seguira resolviendose con full table scan porque solo filtra por fecha_hora, y en la Clase 12, cuando la aplicacion llame al procedimiento de agenda, el diagnostico sera imposible para el grupo: el indice existe, el plan lo ignora y nadie sabe por que.</w:t>
       </w:r>
     </w:p>
     <w:p>

--- a/Bases de Datos II/Kit docente/Clase 7/Guion Docente Clase 7 - Indices y particionamiento.docx
+++ b/Bases de Datos II/Kit docente/Clase 7/Guion Docente Clase 7 - Indices y particionamiento.docx
@@ -348,7 +348,7 @@
           <w:color w:val="4A4A49"/>
           <w:sz w:val="22"/>
         </w:rPr>
-        <w:t>En VetCare los tres indices del script de la clase son CREATE INDEX idx_cita_fecha ON cita (fecha_hora); CREATE INDEX idx_mascota_dueno ON mascota (id_dueno); y CREATE INDEX idx_cita_estado_fecha ON cita (estado, fecha_hora); Cada uno debe justificarse con la consulta concreta que lo aprovecha, y las tres son reales del PI: la agenda del dia filtra por fecha_hora, el historial entra siempre por mascota.id_dueno, y la pantalla de recepcion combina estado con un rango de fechas. Al ejecutar el CREATE INDEX el motor lee la tabla completa una vez, ordena las claves y arma el arbol; sobre 200.000 filas eso tarda uno o dos segundos, pero en una tabla real de 50 millones son minutos y la creacion normal bloquea las escrituras, razon por la cual existen CREATE INDEX CONCURRENTLY en PostgreSQL y ONLINE en Oracle. Dos hechos sobre claves evitan la mitad de los indices inutiles que entregan los equipos. Primero: declarar PRIMARY KEY o UNIQUE crea automaticamente un indice unico para sostener la restriccion, asi que id_dueno en dueno, id_mascota en mascota e id_cita en cita YA tienen indice, y crear otro encima solo duplica espacio y trabajo de escritura. Un indice unico rechaza claves repetidas y por lo tanto es la restriccion misma, no solo rendimiento; uno no unico apenas acelera. Segundo, menos conocido: declarar una FOREIGN KEY NO crea indice en ninguno de los dos motores. mascota.id_dueno apunta a dueno, pero del lado de mascota no hay nada ordenado, y por eso idx_mascota_dueno si es una adicion legitima; sin el, ademas, borrar un dueno obliga a recorrer mascota completa para verificar la integridad.</w:t>
+        <w:t>En VetCare los tres indices del script de la clase son CREATE INDEX idx_cita_fecha ON cita (fecha_hora); CREATE INDEX idx_mascota_dueno ON mascota (id_dueno); y CREATE INDEX idx_cita_estado_fecha ON cita (estado, fecha_hora); Cada uno debe justificarse con la consulta concreta que lo aprovecha, y las tres son reales del PI: la agenda del dia filtra por fecha_hora, el historial entra siempre por mascota.id_dueno, y la pantalla de recepcion combina estado con un rango de fechas. Al ejecutar el CREATE INDEX el motor lee la tabla completa una vez, ordena las claves y arma el arbol; sobre 200.000 filas eso tarda uno o dos segundos, pero en una tabla real de 50 millones son minutos y la creacion normal bloquea las escrituras, razon por la cual existen CREATE INDEX CONCURRENTLY en PostgreSQL y ONLINE en Oracle. Dos hechos sobre claves evitan la mitad de los indices inutiles que se entregan en los proyectos. Primero: declarar PRIMARY KEY o UNIQUE crea automaticamente un indice unico para sostener la restriccion, asi que id_dueno en dueno, id_mascota en mascota e id_cita en cita YA tienen indice, y crear otro encima solo duplica espacio y trabajo de escritura. Un indice unico rechaza claves repetidas y por lo tanto es la restriccion misma, no solo rendimiento; uno no unico apenas acelera. Segundo, menos conocido: declarar una FOREIGN KEY NO crea indice en ninguno de los dos motores. mascota.id_dueno apunta a dueno, pero del lado de mascota no hay nada ordenado, y por eso idx_mascota_dueno si es una adicion legitima; sin el, ademas, borrar un dueno obliga a recorrer mascota completa para verificar la integridad.</w:t>
       </w:r>
     </w:p>
     <w:p>
@@ -388,7 +388,7 @@
           <w:color w:val="4A4A49"/>
           <w:sz w:val="22"/>
         </w:rPr>
-        <w:t>El precio de indexar se paga en cada escritura y hay que cuantificarlo. Un INSERT en cita con cuatro indices no es una operacion, son cinco: la fila en la tabla mas una insercion ordenada en cada arbol, cada una bajando tres niveles y a veces partiendo en dos una pagina llena, lo que ademas fragmenta el indice. Como orden de magnitud de oficio, cada indice adicional encarece las escrituras entre un 5 % y un 15 %, y una tabla con diez indices puede escribir varias veces mas lento que la misma con dos; el numero exacto depende del motor y hay que medirlo, pero la direccion nunca cambia. El UPDATE tiene un matiz util: solo se actualizan los indices que contienen alguna columna modificada, asi que cambiar cita.estado de PROGRAMADA a ATENDIDA toca idx_cita_estado_fecha pero no idx_cita_fecha, de donde sale la advertencia de no indexar columnas que cambian en cada operacion salvo que una consulta muy frecuente lo exija. En espacio, no es raro que la suma de los indices supere el tamano de la tabla. Para el entregable la guia es concreta: dos a cuatro indices por tabla caliente ademas de los que ya trae la clave primaria, cada uno con su consulta escrita al lado, y la regla de descarte mas util que existe, si el equipo no puede escribir la consulta que usa el indice, el indice se borra. En produccion eso se decide con datos: PostgreSQL expone pg_stat_user_indexes, donde idx_scan en cero significa que el indice nunca se uso, y Oracle permite monitorear el uso de indices; conviene mencionarlo aunque no se pueda comprobar en el playground.</w:t>
+        <w:t>El precio de indexar se paga en cada escritura y hay que cuantificarlo. Un INSERT en cita con cuatro indices no es una operacion, son cinco: la fila en la tabla mas una insercion ordenada en cada arbol, cada una bajando tres niveles y a veces partiendo en dos una pagina llena, lo que ademas fragmenta el indice. Como orden de magnitud de oficio, cada indice adicional encarece las escrituras entre un 5 % y un 15 %, y una tabla con diez indices puede escribir varias veces mas lento que la misma con dos; el numero exacto depende del motor y hay que medirlo, pero la direccion nunca cambia. El UPDATE tiene un matiz util: solo se actualizan los indices que contienen alguna columna modificada, asi que cambiar cita.estado de PROGRAMADA a ATENDIDA toca idx_cita_estado_fecha pero no idx_cita_fecha, de donde sale la advertencia de no indexar columnas que cambian en cada operacion salvo que una consulta muy frecuente lo exija. En espacio, no es raro que la suma de los indices supere el tamano de la tabla. Para el entregable la guia es concreta: dos a cuatro indices por tabla caliente ademas de los que ya trae la clave primaria, cada uno con su consulta escrita al lado, y la regla de descarte mas util que existe, si el estudiante no puede escribir la consulta que usa el indice, el indice se borra. En produccion eso se decide con datos: PostgreSQL expone pg_stat_user_indexes, donde idx_scan en cero significa que el indice nunca se uso, y Oracle permite monitorear el uso de indices; conviene mencionarlo aunque no se pueda comprobar en el playground.</w:t>
       </w:r>
     </w:p>
     <w:p>
@@ -408,7 +408,7 @@
           <w:color w:val="4A4A49"/>
           <w:sz w:val="22"/>
         </w:rPr>
-        <w:t>Error tipico del docente que no domina el tema: crear indices sobre las columnas de las claves primarias, o sobre todas las columnas por si acaso, y presentar eso como estrategia. Duplicar el indice de la clave primaria no acelera nada y el estudiante se lleva una idea falsa de causalidad; aguas abajo, cuando en la Clase 8 su transaccion de facturacion escriba en factura, detalle_factura e insumo, no podra explicar por que la operacion se volvio mas lenta al agregar indices, y en el Parcial 2 defendera un indice sin poder nombrar la consulta que lo usa, que es exactamente lo que la rubrica evalua. El segundo error es afirmar que un indice compuesto sirve para cualquier combinacion de sus columnas, omitiendo la regla del prefijo mas a la izquierda; si eso se aprueba hoy, el equipo creara idx_cita_estado_fecha y creera cubierta la agenda del dia, la consulta seguira resolviendose con full table scan porque solo filtra por fecha_hora, y en la Clase 12, cuando la aplicacion llame al procedimiento de agenda, el diagnostico sera imposible para el grupo: el indice existe, el plan lo ignora y nadie sabe por que.</w:t>
+        <w:t>Error tipico del docente que no domina el tema: crear indices sobre las columnas de las claves primarias, o sobre todas las columnas por si acaso, y presentar eso como estrategia. Duplicar el indice de la clave primaria no acelera nada y el estudiante se lleva una idea falsa de causalidad; aguas abajo, cuando en la Clase 8 su transaccion de facturacion escriba en factura, detalle_factura e insumo, no podra explicar por que la operacion se volvio mas lenta al agregar indices, y en el Parcial 2 defendera un indice sin poder nombrar la consulta que lo usa, que es exactamente lo que la rubrica evalua. El segundo error es afirmar que un indice compuesto sirve para cualquier combinacion de sus columnas, omitiendo la regla del prefijo mas a la izquierda; si eso se aprueba hoy, el estudiante creara idx_cita_estado_fecha y creera cubierta la agenda del dia, la consulta seguira resolviendose con full table scan porque solo filtra por fecha_hora, y en la Clase 12, cuando la aplicacion llame al procedimiento de agenda, el diagnostico sera imposible para el grupo: el indice existe, el plan lo ignora y nadie sabe por que.</w:t>
       </w:r>
     </w:p>
     <w:p>
@@ -914,7 +914,7 @@
           <w:color w:val="4A4A49"/>
           <w:sz w:val="22"/>
         </w:rPr>
-        <w:t xml:space="preserve"> «Equipos: abran su carpeta VetCare. Esto suma a la rubrica del PI. Al final suben el taller en ExamLab.»</w:t>
+        <w:t xml:space="preserve"> «Abran su carpeta VetCare. Esto suma a la rubrica del PI. Al final suben el taller en ExamLab.»</w:t>
       </w:r>
     </w:p>
     <w:p>
@@ -996,7 +996,7 @@
           <w:color w:val="4A4A49"/>
           <w:sz w:val="22"/>
         </w:rPr>
-        <w:t>Circular por equipos (o salas). Empujar evidencia, no perfectionismo.</w:t>
+        <w:t>Circular por estudiantes (o salas). Empujar evidencia, no perfectionismo.</w:t>
       </w:r>
     </w:p>
     <w:p>
@@ -1020,7 +1020,7 @@
           <w:color w:val="C23E12"/>
           <w:sz w:val="21"/>
         </w:rPr>
-        <w:t>📸  Pantallazo: [CAP: avance equipo / playground Clase 7]</w:t>
+        <w:t>📸  Pantallazo: [CAP: avance del estudiante / playground Clase 7]</w:t>
       </w:r>
     </w:p>
     <w:p>
@@ -1253,7 +1253,7 @@
           <w:color w:val="4A4A49"/>
           <w:sz w:val="22"/>
         </w:rPr>
-        <w:t>Equipos tienen el entregable o gaps escritos.</w:t>
+        <w:t>Cada estudiante tiene el entregable o sus gaps escritos.</w:t>
       </w:r>
     </w:p>
     <w:p>

--- a/Bases de Datos II/Kit docente/Clase 7/Guion Docente Clase 7 - Indices y particionamiento.docx
+++ b/Bases de Datos II/Kit docente/Clase 7/Guion Docente Clase 7 - Indices y particionamiento.docx
@@ -51,7 +51,7 @@
           <w:color w:val="4A4A49"/>
           <w:sz w:val="22"/>
         </w:rPr>
-        <w:t xml:space="preserve"> REGULAR</w:t>
+        <w:t xml:space="preserve"> REGULAR (sincrona)</w:t>
       </w:r>
     </w:p>
     <w:p>

--- a/Bases de Datos II/Kit docente/Clase 7/Guion Docente Clase 7 - Indices y particionamiento.docx
+++ b/Bases de Datos II/Kit docente/Clase 7/Guion Docente Clase 7 - Indices y particionamiento.docx
@@ -443,16 +443,39 @@
       </w:r>
     </w:p>
     <w:p>
-      <w:pPr>
-        <w:pStyle w:val="ListNumber"/>
-      </w:pPr>
       <w:r>
         <w:rPr>
           <w:b w:val="0"/>
           <w:color w:val="4A4A49"/>
           <w:sz w:val="22"/>
         </w:rPr>
-        <w:t>Slide 1 portada (Clase N + titulo VetCare)</w:t>
+        <w:t xml:space="preserve">Numeracion real del deck </w:t>
+      </w:r>
+      <w:r>
+        <w:rPr>
+          <w:rFonts w:ascii="Consolas" w:hAnsi="Consolas"/>
+          <w:color w:val="111111"/>
+          <w:sz w:val="21"/>
+        </w:rPr>
+        <w:t>Clases/Clase 7 - Indices y particionamiento/Presentacion.pptx</w:t>
+      </w:r>
+      <w:r>
+        <w:rPr>
+          <w:b w:val="0"/>
+          <w:color w:val="4A4A49"/>
+          <w:sz w:val="22"/>
+        </w:rPr>
+        <w:t>.</w:t>
+      </w:r>
+    </w:p>
+    <w:p>
+      <w:r>
+        <w:rPr>
+          <w:b w:val="0"/>
+          <w:color w:val="4A4A49"/>
+          <w:sz w:val="22"/>
+        </w:rPr>
+        <w:t>Las etiquetas [Slide N] del plan y del fundamento apuntan aqui.</w:t>
       </w:r>
     </w:p>
     <w:p>
@@ -465,7 +488,7 @@
           <w:color w:val="4A4A49"/>
           <w:sz w:val="22"/>
         </w:rPr>
-        <w:t>Slide Agenda 120 min</w:t>
+        <w:t>Portada · Clase 7 · Indices y particionamiento · VetCare</w:t>
       </w:r>
     </w:p>
     <w:p>
@@ -478,7 +501,7 @@
           <w:color w:val="4A4A49"/>
           <w:sz w:val="22"/>
         </w:rPr>
-        <w:t>Slide Objetivo PI de la clase</w:t>
+        <w:t>Encuadre de hoy · Objetivo PI</w:t>
       </w:r>
     </w:p>
     <w:p>
@@ -491,7 +514,7 @@
           <w:color w:val="4A4A49"/>
           <w:sz w:val="22"/>
         </w:rPr>
-        <w:t>Slide Teoria Core</w:t>
+        <w:t>Mapa del bloque de hoy (120 min)</w:t>
       </w:r>
     </w:p>
     <w:p>
@@ -504,7 +527,7 @@
           <w:color w:val="4A4A49"/>
           <w:sz w:val="22"/>
         </w:rPr>
-        <w:t>Slide Demo del dia</w:t>
+        <w:t>Teoria Core (breve)</w:t>
       </w:r>
     </w:p>
     <w:p>
@@ -517,7 +540,7 @@
           <w:color w:val="4A4A49"/>
           <w:sz w:val="22"/>
         </w:rPr>
-        <w:t>Slide Herramientas de hoy (logos 3-4)</w:t>
+        <w:t>Un indice se justifica con la consulta que lo usa</w:t>
       </w:r>
     </w:p>
     <w:p>
@@ -530,7 +553,7 @@
           <w:color w:val="4A4A49"/>
           <w:sz w:val="22"/>
         </w:rPr>
-        <w:t>Bloque Taller ampliado: contexto / objetivo / escenario / pasos / pistas</w:t>
+        <w:t>Demo del dia</w:t>
       </w:r>
     </w:p>
     <w:p>
@@ -543,7 +566,7 @@
           <w:color w:val="4A4A49"/>
           <w:sz w:val="22"/>
         </w:rPr>
-        <w:t>Slide Criterios de exito / entregable</w:t>
+        <w:t>Herramientas de hoy</w:t>
       </w:r>
     </w:p>
     <w:p>
@@ -556,7 +579,7 @@
           <w:color w:val="4A4A49"/>
           <w:sz w:val="22"/>
         </w:rPr>
-        <w:t>Slide Para el PI esta semana</w:t>
+        <w:t>Taller PI VetCare — contexto / por que importa</w:t>
       </w:r>
     </w:p>
     <w:p>
@@ -569,7 +592,7 @@
           <w:color w:val="4A4A49"/>
           <w:sz w:val="22"/>
         </w:rPr>
-        <w:t>Slide Cierre</w:t>
+        <w:t>Taller PI VetCare — objetivo y criterios</w:t>
       </w:r>
     </w:p>
     <w:p>
@@ -582,7 +605,96 @@
           <w:color w:val="4A4A49"/>
           <w:sz w:val="22"/>
         </w:rPr>
-        <w:t>Solucion PRIVADA: Kit docente/Clase N/Solucion Taller Clase N - VetCare.docx</w:t>
+        <w:t>Taller PI VetCare — escenario / datos de partida</w:t>
+      </w:r>
+    </w:p>
+    <w:p>
+      <w:pPr>
+        <w:pStyle w:val="ListNumber"/>
+      </w:pPr>
+      <w:r>
+        <w:rPr>
+          <w:b w:val="0"/>
+          <w:color w:val="4A4A49"/>
+          <w:sz w:val="22"/>
+        </w:rPr>
+        <w:t>Taller PI VetCare — pasos guiados</w:t>
+      </w:r>
+    </w:p>
+    <w:p>
+      <w:pPr>
+        <w:pStyle w:val="ListNumber"/>
+      </w:pPr>
+      <w:r>
+        <w:rPr>
+          <w:b w:val="0"/>
+          <w:color w:val="4A4A49"/>
+          <w:sz w:val="22"/>
+        </w:rPr>
+        <w:t>Taller PI VetCare — pistas (checklist vacio)</w:t>
+      </w:r>
+    </w:p>
+    <w:p>
+      <w:pPr>
+        <w:pStyle w:val="ListNumber"/>
+      </w:pPr>
+      <w:r>
+        <w:rPr>
+          <w:b w:val="0"/>
+          <w:color w:val="4A4A49"/>
+          <w:sz w:val="22"/>
+        </w:rPr>
+        <w:t>Criterios de exito / entregable</w:t>
+      </w:r>
+    </w:p>
+    <w:p>
+      <w:pPr>
+        <w:pStyle w:val="ListNumber"/>
+      </w:pPr>
+      <w:r>
+        <w:rPr>
+          <w:b w:val="0"/>
+          <w:color w:val="4A4A49"/>
+          <w:sz w:val="22"/>
+        </w:rPr>
+        <w:t>Para el PI esta semana</w:t>
+      </w:r>
+    </w:p>
+    <w:p>
+      <w:pPr>
+        <w:pStyle w:val="ListNumber"/>
+      </w:pPr>
+      <w:r>
+        <w:rPr>
+          <w:b w:val="0"/>
+          <w:color w:val="4A4A49"/>
+          <w:sz w:val="22"/>
+        </w:rPr>
+        <w:t>Cierre · Clase 7</w:t>
+      </w:r>
+    </w:p>
+    <w:p>
+      <w:pPr>
+        <w:ind w:left="432"/>
+        <w:shd w:val="clear" w:fill="F7F7F8"/>
+      </w:pPr>
+      <w:r>
+        <w:rPr>
+          <w:b w:val="0"/>
+          <w:i/>
+          <w:color w:val="4A4A49"/>
+          <w:sz w:val="21"/>
+        </w:rPr>
+        <w:t xml:space="preserve">Privado, no se proyecta: </w:t>
+      </w:r>
+      <w:r>
+        <w:rPr>
+          <w:rFonts w:ascii="Consolas" w:hAnsi="Consolas"/>
+          <w:i/>
+          <w:color w:val="111111"/>
+          <w:sz w:val="20"/>
+        </w:rPr>
+        <w:t>Kit docente/Clase 7/Solucion Taller Clase 7 - VetCare.docx</w:t>
       </w:r>
     </w:p>
     <w:p>
@@ -608,7 +720,7 @@
           <w:color w:val="1A1C1D"/>
           <w:sz w:val="32"/>
         </w:rPr>
-        <w:t>0-10 · Encuadre</w:t>
+        <w:t>0-10 · Encuadre · [Slide 2][Slide 3]</w:t>
       </w:r>
     </w:p>
     <w:p>
@@ -646,7 +758,7 @@
           <w:color w:val="4A4A49"/>
           <w:sz w:val="22"/>
         </w:rPr>
-        <w:t>Mostrar slide Agenda + Objetivo PI.</w:t>
+        <w:t>Proyectar [Slide 2] «Encuadre de hoy · Objetivo PI» y [Slide 3] «Mapa del bloque de hoy».</w:t>
       </w:r>
     </w:p>
     <w:p>
@@ -669,7 +781,7 @@
           <w:color w:val="1A1C1D"/>
           <w:sz w:val="32"/>
         </w:rPr>
-        <w:t>10-35 · Teoria Core (breve)</w:t>
+        <w:t>10-35 · Teoria Core (breve) · [Slide 4]</w:t>
       </w:r>
     </w:p>
     <w:p>
@@ -688,6 +800,26 @@
           <w:sz w:val="22"/>
         </w:rPr>
         <w:t xml:space="preserve"> «Solo lo necesario para el entregable de hoy.»</w:t>
+      </w:r>
+    </w:p>
+    <w:p>
+      <w:r>
+        <w:rPr>
+          <w:b w:val="0"/>
+          <w:color w:val="4A4A49"/>
+          <w:sz w:val="22"/>
+        </w:rPr>
+        <w:t>Proyectar [Slide 4] «Teoria Core (breve)». El desarrollo completo de cada punto esta</w:t>
+      </w:r>
+    </w:p>
+    <w:p>
+      <w:r>
+        <w:rPr>
+          <w:b w:val="0"/>
+          <w:color w:val="4A4A49"/>
+          <w:sz w:val="22"/>
+        </w:rPr>
+        <w:t>arriba, en «Fundamento teorico», dividido por diapositiva.</w:t>
       </w:r>
     </w:p>
     <w:p>
@@ -785,16 +917,6 @@
           <w:color w:val="4A4A49"/>
           <w:sz w:val="22"/>
         </w:rPr>
-        <w:t>Referencia: slide Teoria Core.</w:t>
-      </w:r>
-    </w:p>
-    <w:p>
-      <w:r>
-        <w:rPr>
-          <w:b w:val="0"/>
-          <w:color w:val="4A4A49"/>
-          <w:sz w:val="22"/>
-        </w:rPr>
         <w:t>Pregunta al aire (2 min): ¿como se conecta esto con su VetCare?</w:t>
       </w:r>
     </w:p>
@@ -808,7 +930,7 @@
           <w:color w:val="1A1C1D"/>
           <w:sz w:val="32"/>
         </w:rPr>
-        <w:t>35-55 · Demo paso a paso</w:t>
+        <w:t>35-55 · Demo paso a paso · [Slide 6]</w:t>
       </w:r>
     </w:p>
     <w:p>
@@ -860,12 +982,28 @@
           <w:color w:val="C23E12"/>
           <w:sz w:val="21"/>
         </w:rPr>
-        <w:t>📸  Pantallazo: [CAP: demo VetCare Clase 7]</w:t>
+        <w:t>📸  Salida esperada de la demo de la Clase 7</w:t>
       </w:r>
     </w:p>
     <w:p>
       <w:pPr>
         <w:shd w:val="clear" w:fill="F2F2F3"/>
+        <w:spacing w:after="20"/>
+      </w:pPr>
+      <w:r>
+        <w:rPr>
+          <w:b/>
+          <w:i/>
+          <w:color w:val="4A4A49"/>
+          <w:sz w:val="18"/>
+        </w:rPr>
+        <w:t>Esta imagen todavía no existe. Cómo producirla:</w:t>
+      </w:r>
+    </w:p>
+    <w:p>
+      <w:pPr>
+        <w:shd w:val="clear" w:fill="F2F2F3"/>
+        <w:ind w:left="216"/>
       </w:pPr>
       <w:r>
         <w:rPr>
@@ -873,7 +1011,7 @@
           <w:color w:val="4A4A49"/>
           <w:sz w:val="18"/>
         </w:rPr>
-        <w:t>[  Inserta aquí la captura de pantalla  ]</w:t>
+        <w:t>1) Abra DB Fiddle + draw.io (opcional) y repita la demo de este bloque sobre el dominio VetCare (no otro ejemplo).  2) Capture la ventana en el momento en que se ve el resultado, no el escritorio completo.  3) Recorte a ~1200 px de ancho.  4) Guardela como Kit docente/Clase 7/Capturas/cap01_demo.png.  5) Vuelva a generar el guion: la imagen queda embebida aqui sola.</w:t>
       </w:r>
     </w:p>
     <w:p>
@@ -896,7 +1034,7 @@
           <w:color w:val="1A1C1D"/>
           <w:sz w:val="32"/>
         </w:rPr>
-        <w:t>55-105 · Taller guiado = tarea del PI</w:t>
+        <w:t>55-105 · Taller guiado = tarea del PI · [Slide 11]</w:t>
       </w:r>
     </w:p>
     <w:p>
@@ -1020,12 +1158,28 @@
           <w:color w:val="C23E12"/>
           <w:sz w:val="21"/>
         </w:rPr>
-        <w:t>📸  Pantallazo: [CAP: avance del estudiante / playground Clase 7]</w:t>
+        <w:t>📸  Evidencia de avance de un estudiante (para su registro del corte)</w:t>
       </w:r>
     </w:p>
     <w:p>
       <w:pPr>
         <w:shd w:val="clear" w:fill="F2F2F3"/>
+        <w:spacing w:after="20"/>
+      </w:pPr>
+      <w:r>
+        <w:rPr>
+          <w:b/>
+          <w:i/>
+          <w:color w:val="4A4A49"/>
+          <w:sz w:val="18"/>
+        </w:rPr>
+        <w:t>Esta imagen todavía no existe. Cómo producirla:</w:t>
+      </w:r>
+    </w:p>
+    <w:p>
+      <w:pPr>
+        <w:shd w:val="clear" w:fill="F2F2F3"/>
+        <w:ind w:left="216"/>
       </w:pPr>
       <w:r>
         <w:rPr>
@@ -1033,7 +1187,7 @@
           <w:color w:val="4A4A49"/>
           <w:sz w:val="18"/>
         </w:rPr>
-        <w:t>[  Inserta aquí la captura de pantalla  ]</w:t>
+        <w:t>1) Con permiso del estudiante, capture SU pantalla con el artefacto de hoy a medio construir.  2) Recorte datos personales (nombre, correo) antes de guardar.  3) Guardela como Kit docente/Clase 7/Capturas/cap02_taller.png.  4) Sirve de referencia del nivel esperado en el proximo semestre; no se proyecta.</w:t>
       </w:r>
     </w:p>
     <w:p>
@@ -1046,7 +1200,7 @@
           <w:color w:val="1A1C1D"/>
           <w:sz w:val="32"/>
         </w:rPr>
-        <w:t>105-115 · Criterios de exito + quiz corto</w:t>
+        <w:t>105-115 · Criterios de exito + quiz corto · [Slide 13]</w:t>
       </w:r>
     </w:p>
     <w:p>
@@ -1056,7 +1210,7 @@
           <w:color w:val="4A4A49"/>
           <w:sz w:val="22"/>
         </w:rPr>
-        <w:t>Repasar checklist del dia (slide Criterios).</w:t>
+        <w:t>Repasar checklist del dia con [Slide 13] «Criterios de exito / entregable».</w:t>
       </w:r>
     </w:p>
     <w:p>
@@ -1143,7 +1297,7 @@
           <w:color w:val="1A1C1D"/>
           <w:sz w:val="32"/>
         </w:rPr>
-        <w:t>115-120 · Cierre</w:t>
+        <w:t>115-120 · Cierre · [Slide 15]</w:t>
       </w:r>
     </w:p>
     <w:p>
@@ -1171,7 +1325,7 @@
           <w:color w:val="4A4A49"/>
           <w:sz w:val="22"/>
         </w:rPr>
-        <w:t>Slide cierre. Dudas finales.</w:t>
+        <w:t>Proyectar [Slide 15] slide de cierre. Dudas finales.</w:t>
       </w:r>
     </w:p>
     <w:p>
@@ -1217,7 +1371,23 @@
           <w:color w:val="4A4A49"/>
           <w:sz w:val="22"/>
         </w:rPr>
-        <w:t>Carpeta Capturas/. Placeholders [CAP: ...] arriba; reemplazar por PNG reales cuando pueda</w:t>
+        <w:t xml:space="preserve">Carpeta </w:t>
+      </w:r>
+      <w:r>
+        <w:rPr>
+          <w:rFonts w:ascii="Consolas" w:hAnsi="Consolas"/>
+          <w:color w:val="111111"/>
+          <w:sz w:val="21"/>
+        </w:rPr>
+        <w:t>Kit docente/Clase 7/Capturas/</w:t>
+      </w:r>
+      <w:r>
+        <w:rPr>
+          <w:b w:val="0"/>
+          <w:color w:val="4A4A49"/>
+          <w:sz w:val="22"/>
+        </w:rPr>
+        <w:t>. Cada linea de pantallazo de arriba trae</w:t>
       </w:r>
     </w:p>
     <w:p>
@@ -1227,7 +1397,43 @@
           <w:color w:val="4A4A49"/>
           <w:sz w:val="22"/>
         </w:rPr>
-        <w:t>(Playwright/manual en DB Fiddle, draw.io, Live SQL).</w:t>
+        <w:t>el nombre exacto del archivo y, si todavia no existe, el paso a paso para producirlo:</w:t>
+      </w:r>
+    </w:p>
+    <w:p>
+      <w:r>
+        <w:rPr>
+          <w:b w:val="0"/>
+          <w:color w:val="4A4A49"/>
+          <w:sz w:val="22"/>
+        </w:rPr>
+        <w:t>tomelo, guardelo con ese nombre y vuelva a generar el guion — la imagen se embebe sola.</w:t>
+      </w:r>
+    </w:p>
+    <w:p>
+      <w:r>
+        <w:rPr>
+          <w:b w:val="0"/>
+          <w:color w:val="4A4A49"/>
+          <w:sz w:val="22"/>
+        </w:rPr>
+        <w:t xml:space="preserve">Detalle por captura en </w:t>
+      </w:r>
+      <w:r>
+        <w:rPr>
+          <w:rFonts w:ascii="Consolas" w:hAnsi="Consolas"/>
+          <w:color w:val="111111"/>
+          <w:sz w:val="21"/>
+        </w:rPr>
+        <w:t>Capturas/README_capturas.txt</w:t>
+      </w:r>
+      <w:r>
+        <w:rPr>
+          <w:b w:val="0"/>
+          <w:color w:val="4A4A49"/>
+          <w:sz w:val="22"/>
+        </w:rPr>
+        <w:t>.</w:t>
       </w:r>
     </w:p>
     <w:p>

--- a/Bases de Datos II/Kit docente/Clase 7/Guion Docente Clase 7 - Indices y particionamiento.docx
+++ b/Bases de Datos II/Kit docente/Clase 7/Guion Docente Clase 7 - Indices y particionamiento.docx
@@ -165,6 +165,55 @@
           <w:sz w:val="22"/>
         </w:rPr>
         <w:t xml:space="preserve"> Clases/Clase 7 - Indices y particionamiento/Presentacion.pptx</w:t>
+      </w:r>
+    </w:p>
+    <w:p>
+      <w:pPr>
+        <w:pStyle w:val="ListBullet"/>
+      </w:pPr>
+      <w:r>
+        <w:rPr>
+          <w:b/>
+          <w:color w:val="4A4A49"/>
+          <w:sz w:val="22"/>
+        </w:rPr>
+        <w:t>Caso de estudio (anexo del estudiante):</w:t>
+      </w:r>
+      <w:r>
+        <w:rPr>
+          <w:b w:val="0"/>
+          <w:color w:val="4A4A49"/>
+          <w:sz w:val="22"/>
+        </w:rPr>
+        <w:t xml:space="preserve"> </w:t>
+      </w:r>
+      <w:r>
+        <w:rPr>
+          <w:rFonts w:ascii="Consolas" w:hAnsi="Consolas"/>
+          <w:color w:val="111111"/>
+          <w:sz w:val="21"/>
+        </w:rPr>
+        <w:t>Clases/Proyecto Integrador/Anexo - Caso de estudio Clinica Huellitas - Bases de Datos II.docx</w:t>
+      </w:r>
+    </w:p>
+    <w:p>
+      <w:r>
+        <w:rPr>
+          <w:b w:val="0"/>
+          <w:color w:val="4A4A49"/>
+          <w:sz w:val="22"/>
+        </w:rPr>
+        <w:t>— perfil de la clinica, las 8 entidades, las 3 reglas, el elenco de nombres y la escala por clase.</w:t>
+      </w:r>
+    </w:p>
+    <w:p>
+      <w:r>
+        <w:rPr>
+          <w:b w:val="0"/>
+          <w:color w:val="4A4A49"/>
+          <w:sz w:val="22"/>
+        </w:rPr>
+        <w:t>Remita a este anexo cada vez que alguien pregunte «que datos guarda» o «de que tamano es esto».</w:t>
       </w:r>
     </w:p>
     <w:p>

--- a/Bases de Datos II/Kit docente/Clase 7/Guion Docente Clase 7 - Indices y particionamiento.docx
+++ b/Bases de Datos II/Kit docente/Clase 7/Guion Docente Clase 7 - Indices y particionamiento.docx
@@ -371,6 +371,19 @@
       </w:r>
     </w:p>
     <w:p>
+      <w:pPr>
+        <w:spacing w:before="200" w:after="60"/>
+      </w:pPr>
+      <w:r>
+        <w:rPr>
+          <w:b/>
+          <w:color w:val="1A1C1D"/>
+          <w:sz w:val="32"/>
+        </w:rPr>
+        <w:t>De donde viene la clase: los Seq Scan de la Clase 6 - diapositiva 4</w:t>
+      </w:r>
+    </w:p>
+    <w:p>
       <w:r>
         <w:rPr>
           <w:b w:val="0"/>
@@ -378,6 +391,19 @@
           <w:sz w:val="22"/>
         </w:rPr>
         <w:t>La Clase 6 dejo al grupo mirando planes que decian Seq Scan o TABLE ACCESS FULL donde se esperaba algo mejor; hoy se construye la estructura que cambia esa linea. Un indice es una estructura de datos auxiliar, redundante y opcional, que el motor crea a partir de una o mas columnas de una tabla, mantiene ordenada por esas columnas y sincroniza automaticamente con cada cambio de los datos. Cada entrada guarda dos cosas: el valor de la clave y un puntero fisico a la fila completa, que en Oracle se llama ROWID y en PostgreSQL ctid. Los tres adjetivos de la definicion importan. Redundante: no agrega informacion nueva, duplica columnas que ya estan en la tabla, y por eso se puede borrar y volver a crear sin perder un dato. Opcional: ninguna consulta deja de funcionar si el indice no existe, solo tarda mas. Automatico: nadie escribe codigo para mantenerlo, el motor lo actualiza dentro de la misma operacion del INSERT, del UPDATE o del DELETE, y de ahi sale el costo del que habla la segunda mitad de la clase. Con las cifras de VetCare de la clase anterior, un indice sobre cita(fecha_hora) con 200.000 entradas de unos 20 a 25 bytes ocupa entre 4 y 6 MB, frente a los 20 MB de la tabla; como orden de magnitud, cada indice de una columna cuesta entre el 10 % y el 30 % del tamano de la tabla, y esa cifra es estimacion de oficio, no constante del motor.</w:t>
+      </w:r>
+    </w:p>
+    <w:p>
+      <w:pPr>
+        <w:spacing w:before="200" w:after="60"/>
+      </w:pPr>
+      <w:r>
+        <w:rPr>
+          <w:b/>
+          <w:color w:val="1A1C1D"/>
+          <w:sz w:val="32"/>
+        </w:rPr>
+        <w:t>El B-Tree por dentro, en cinco minutos - diapositiva 4</w:t>
       </w:r>
     </w:p>
     <w:p>
@@ -391,6 +417,19 @@
       </w:r>
     </w:p>
     <w:p>
+      <w:pPr>
+        <w:spacing w:before="200" w:after="60"/>
+      </w:pPr>
+      <w:r>
+        <w:rPr>
+          <w:b/>
+          <w:color w:val="1A1C1D"/>
+          <w:sz w:val="32"/>
+        </w:rPr>
+        <w:t>Los tres indices del script de VetCare - diapositiva 6</w:t>
+      </w:r>
+    </w:p>
+    <w:p>
       <w:r>
         <w:rPr>
           <w:b w:val="0"/>
@@ -398,6 +437,19 @@
           <w:sz w:val="22"/>
         </w:rPr>
         <w:t>En VetCare los tres indices del script de la clase son CREATE INDEX idx_cita_fecha ON cita (fecha_hora); CREATE INDEX idx_mascota_dueno ON mascota (id_dueno); y CREATE INDEX idx_cita_estado_fecha ON cita (estado, fecha_hora); Cada uno debe justificarse con la consulta concreta que lo aprovecha, y las tres son reales del PI: la agenda del dia filtra por fecha_hora, el historial entra siempre por mascota.id_dueno, y la pantalla de recepcion combina estado con un rango de fechas. Al ejecutar el CREATE INDEX el motor lee la tabla completa una vez, ordena las claves y arma el arbol; sobre 200.000 filas eso tarda uno o dos segundos, pero en una tabla real de 50 millones son minutos y la creacion normal bloquea las escrituras, razon por la cual existen CREATE INDEX CONCURRENTLY en PostgreSQL y ONLINE en Oracle. Dos hechos sobre claves evitan la mitad de los indices inutiles que se entregan en los proyectos. Primero: declarar PRIMARY KEY o UNIQUE crea automaticamente un indice unico para sostener la restriccion, asi que id_dueno en dueno, id_mascota en mascota e id_cita en cita YA tienen indice, y crear otro encima solo duplica espacio y trabajo de escritura. Un indice unico rechaza claves repetidas y por lo tanto es la restriccion misma, no solo rendimiento; uno no unico apenas acelera. Segundo, menos conocido: declarar una FOREIGN KEY NO crea indice en ninguno de los dos motores. mascota.id_dueno apunta a dueno, pero del lado de mascota no hay nada ordenado, y por eso idx_mascota_dueno si es una adicion legitima; sin el, ademas, borrar un dueno obliga a recorrer mascota completa para verificar la integridad.</w:t>
+      </w:r>
+    </w:p>
+    <w:p>
+      <w:pPr>
+        <w:spacing w:before="200" w:after="60"/>
+      </w:pPr>
+      <w:r>
+        <w:rPr>
+          <w:b/>
+          <w:color w:val="1A1C1D"/>
+          <w:sz w:val="32"/>
+        </w:rPr>
+        <w:t>Indice compuesto: la regla del prefijo izquierdo - diapositiva 5</w:t>
       </w:r>
     </w:p>
     <w:p>
@@ -411,6 +463,19 @@
       </w:r>
     </w:p>
     <w:p>
+      <w:pPr>
+        <w:spacing w:before="200" w:after="60"/>
+      </w:pPr>
+      <w:r>
+        <w:rPr>
+          <w:b/>
+          <w:color w:val="1A1C1D"/>
+          <w:sz w:val="32"/>
+        </w:rPr>
+        <w:t>Cuando el indice responde solo, sin tocar la tabla - diapositiva 5</w:t>
+      </w:r>
+    </w:p>
+    <w:p>
       <w:r>
         <w:rPr>
           <w:b w:val="0"/>
@@ -418,6 +483,19 @@
           <w:sz w:val="22"/>
         </w:rPr>
         <w:t>Cuando todas las columnas que la consulta necesita, las del WHERE y las del SELECT, estan dentro del indice, el motor responde sin tocar la tabla, y eso se llama index-only scan o indice cubridor. Ejemplo exacto: SELECT estado, fecha_hora FROM cita WHERE estado = 'PROGRAMADA' AND fecha_hora &gt;= TIMESTAMP '2026-09-01 00:00:00' se responde entera desde idx_cita_estado_fecha, y el plan lo dice con las palabras Index Only Scan. El ahorro es justamente la parte cara del acceso por indice: en lugar de 3 o 4 lecturas para bajar el arbol mas 110 lecturas dispersas a la tabla, quedan unas 5 lecturas de hojas contiguas. Si la consulta agrega id_mascota la ventaja se pierde, y hay dos maneras de recuperarla: agregar la columna a la clave, o usar la clausula INCLUDE de PostgreSQL, CREATE INDEX idx_cita_cubridor ON cita (estado, fecha_hora) INCLUDE (id_mascota), que guarda la columna en las hojas sin usarla para ordenar y por lo tanto sin engordar los niveles superiores; Oracle no tiene INCLUDE y la columna se agrega al final de la clave. Un detalle honesto que evita una confusion en vivo: en PostgreSQL el index-only scan depende del mapa de visibilidad, asi que inmediatamente despues de una carga masiva el plan puede seguir mostrando Index Scan hasta que pase VACUUM o ANALYZE, y eso no significa que el indice este mal disenado.</w:t>
+      </w:r>
+    </w:p>
+    <w:p>
+      <w:pPr>
+        <w:spacing w:before="200" w:after="60"/>
+      </w:pPr>
+      <w:r>
+        <w:rPr>
+          <w:b/>
+          <w:color w:val="1A1C1D"/>
+          <w:sz w:val="32"/>
+        </w:rPr>
+        <w:t>Las siete razones por las que un indice existente no se usa - diapositiva 5</w:t>
       </w:r>
     </w:p>
     <w:p>
@@ -431,6 +509,19 @@
       </w:r>
     </w:p>
     <w:p>
+      <w:pPr>
+        <w:spacing w:before="200" w:after="60"/>
+      </w:pPr>
+      <w:r>
+        <w:rPr>
+          <w:b/>
+          <w:color w:val="1A1C1D"/>
+          <w:sz w:val="32"/>
+        </w:rPr>
+        <w:t>El precio se paga en cada escritura, y se cuantifica - diapositiva 4</w:t>
+      </w:r>
+    </w:p>
+    <w:p>
       <w:r>
         <w:rPr>
           <w:b w:val="0"/>
@@ -441,6 +532,19 @@
       </w:r>
     </w:p>
     <w:p>
+      <w:pPr>
+        <w:spacing w:before="200" w:after="60"/>
+      </w:pPr>
+      <w:r>
+        <w:rPr>
+          <w:b/>
+          <w:color w:val="1A1C1D"/>
+          <w:sz w:val="32"/>
+        </w:rPr>
+        <w:t>Particionar: dividir la tabla logica en fragmentos fisicos - diapositiva 4</w:t>
+      </w:r>
+    </w:p>
+    <w:p>
       <w:r>
         <w:rPr>
           <w:b w:val="0"/>
@@ -448,6 +552,19 @@
           <w:sz w:val="22"/>
         </w:rPr>
         <w:t>Particionar es dividir una sola tabla logica en fragmentos fisicos llamados particiones, segun una clave, de modo que el motor descarte de entrada las que no pueden contener lo buscado; ese descarte se llama poda de particiones o partition pruning. La forma mas frecuente es por rango de fechas: cita particionada por anio, una particion para 2022, otra para 2023 y asi hasta 2026, de manera que la consulta de septiembre de 2026 lee unicamente la particion de 2026 y el plan lo muestra. Es distinto de un indice: el indice ordena, la particion separa. El umbral en el que empieza a pagar es alto y hay que decirlo con numeros para que nadie lo use de adorno: como convencion de oficio se piensa en particionar por encima de unas decenas de millones de filas o de tablas de decenas de gigabytes, y por debajo de eso un indice sobre fecha_hora hace el mismo trabajo con mucho menos mantenimiento. VetCare con 200.000 citas ocupa 20 MB y cabe entero en memoria: particionar ahi no mejora nada. Entonces por que aprenderlo, tercera pregunta previsible. Porque hay un caso sin alternativa, el archivado: borrar cinco anios de historia con DELETE FROM cita WHERE fecha_hora &lt; TIMESTAMP '2023-01-01 00:00:00' toca millones de filas, genera un registro de transacciones enorme y sostiene bloqueos largos, mientras ALTER TABLE cita DROP PARTITION cita_2022 lo resuelve en un instante como operacion de metadatos, contraste que conecta directo con la Clase 8. En el playground si se puede demostrar casi todo lo de hoy: DB Fiddle con PostgreSQL soporta CREATE INDEX, indices funcionales, INCLUDE, particionamiento declarativo con CREATE TABLE cita PARTITION BY RANGE (fecha_hora) y sus CREATE TABLE cita_2026 PARTITION OF cita FOR VALUES FROM ... TO ..., y EXPLAIN para ver la poda; con el generate_series de la Clase 6 se consigue el volumen que hace cambiar el plan de Seq Scan a Index Scan, que es la medicion antes y despues del entregable. Hay que documentar en papel lo que depende de escala o de privilegios: el tiempo de creacion de un indice sobre decenas de millones de filas, la fragmentacion tras meses de escrituras, la degradacion medible de un INSERT con diez indices y cualquier medicion con la memoria intermedia vacia. Y conviene anticipar una trampa de forma: en MySQL toda clave unica debe incluir la columna de particionamiento, asi que un DDL de particiones valido en PostgreSQL falla alli.</w:t>
+      </w:r>
+    </w:p>
+    <w:p>
+      <w:pPr>
+        <w:spacing w:before="200" w:after="60"/>
+      </w:pPr>
+      <w:r>
+        <w:rPr>
+          <w:b/>
+          <w:color w:val="1A1C1D"/>
+          <w:sz w:val="32"/>
+        </w:rPr>
+        <w:t>Errores tipicos del docente que no domina el tema</w:t>
       </w:r>
     </w:p>
     <w:p>

--- a/Bases de Datos II/Kit docente/Clase 7/Guion Docente Clase 7 - Indices y particionamiento.docx
+++ b/Bases de Datos II/Kit docente/Clase 7/Guion Docente Clase 7 - Indices y particionamiento.docx
@@ -947,7 +947,7 @@
           <w:color w:val="1A1C1D"/>
           <w:sz w:val="32"/>
         </w:rPr>
-        <w:t>10-35 · Teoria Core (breve) · [Slide 4]</w:t>
+        <w:t>10-35 · Teoria Core (breve) · desde [Slide 4]</w:t>
       </w:r>
     </w:p>
     <w:p>
@@ -975,7 +975,7 @@
           <w:color w:val="4A4A49"/>
           <w:sz w:val="22"/>
         </w:rPr>
-        <w:t>Proyectar [Slide 4] «Teoria Core (breve)». El desarrollo completo de cada punto esta</w:t>
+        <w:t>Proyecte estas diapositivas, en este orden, ~12 min cada una. Son la teoria</w:t>
       </w:r>
     </w:p>
     <w:p>
@@ -985,7 +985,23 @@
           <w:color w:val="4A4A49"/>
           <w:sz w:val="22"/>
         </w:rPr>
-        <w:t>arriba, en «Fundamento teorico», dividido por diapositiva.</w:t>
+        <w:t xml:space="preserve">completa del dia: </w:t>
+      </w:r>
+      <w:r>
+        <w:rPr>
+          <w:b/>
+          <w:color w:val="4A4A49"/>
+          <w:sz w:val="22"/>
+        </w:rPr>
+        <w:t>ninguna se salta</w:t>
+      </w:r>
+      <w:r>
+        <w:rPr>
+          <w:b w:val="0"/>
+          <w:color w:val="4A4A49"/>
+          <w:sz w:val="22"/>
+        </w:rPr>
+        <w:t>, porque el taller cobra puntos por lo que se</w:t>
       </w:r>
     </w:p>
     <w:p>
@@ -995,7 +1011,63 @@
           <w:color w:val="4A4A49"/>
           <w:sz w:val="22"/>
         </w:rPr>
-        <w:t>Cubrir:</w:t>
+        <w:t>proyecta en todas ellas.</w:t>
+      </w:r>
+    </w:p>
+    <w:p>
+      <w:pPr>
+        <w:pStyle w:val="ListNumber"/>
+      </w:pPr>
+      <w:r>
+        <w:rPr>
+          <w:b/>
+          <w:color w:val="4A4A49"/>
+          <w:sz w:val="22"/>
+        </w:rPr>
+        <w:t>[Slide 4] Teoria Core (breve)</w:t>
+      </w:r>
+    </w:p>
+    <w:p>
+      <w:pPr>
+        <w:pStyle w:val="ListNumber"/>
+      </w:pPr>
+      <w:r>
+        <w:rPr>
+          <w:b/>
+          <w:color w:val="4A4A49"/>
+          <w:sz w:val="22"/>
+        </w:rPr>
+        <w:t>[Slide 5] Un indice se justifica con la consulta que lo usa</w:t>
+      </w:r>
+    </w:p>
+    <w:p>
+      <w:r>
+        <w:rPr>
+          <w:b w:val="0"/>
+          <w:color w:val="4A4A49"/>
+          <w:sz w:val="22"/>
+        </w:rPr>
+        <w:t>El desarrollo completo de cada una esta arriba, en «Fundamento teorico», dividido por</w:t>
+      </w:r>
+    </w:p>
+    <w:p>
+      <w:r>
+        <w:rPr>
+          <w:b w:val="0"/>
+          <w:color w:val="4A4A49"/>
+          <w:sz w:val="22"/>
+        </w:rPr>
+        <w:t>diapositiva: esa seccion esta escrita para dictarla sin consultar otra fuente.</w:t>
+      </w:r>
+    </w:p>
+    <w:p>
+      <w:r>
+        <w:rPr>
+          <w:b w:val="0"/>
+          <w:color w:val="4A4A49"/>
+          <w:sz w:val="22"/>
+        </w:rPr>
+        <w:t>Ideas que tienen que quedar dichas:</w:t>
       </w:r>
     </w:p>
     <w:p>

--- a/Bases de Datos II/Kit docente/Clase 7/Guion Docente Clase 7 - Indices y particionamiento.docx
+++ b/Bases de Datos II/Kit docente/Clase 7/Guion Docente Clase 7 - Indices y particionamiento.docx
@@ -101,7 +101,7 @@
           <w:color w:val="4A4A49"/>
           <w:sz w:val="22"/>
         </w:rPr>
-        <w:t xml:space="preserve"> &gt;=2 indices justificados sobre tablas calientes del PI</w:t>
+        <w:t xml:space="preserve"> 3 indices justificados (uno parcial) + historico particionado por ano</w:t>
       </w:r>
     </w:p>
     <w:p>
@@ -122,7 +122,7 @@
           <w:color w:val="4A4A49"/>
           <w:sz w:val="22"/>
         </w:rPr>
-        <w:t xml:space="preserve"> Script CREATE INDEX + tabla justificacion consulta-&gt;indice</w:t>
+        <w:t xml:space="preserve"> Script CREATE INDEX + cita_hist particionada + tabla justificacion consulta-&gt;indice</w:t>
       </w:r>
     </w:p>
     <w:p>
@@ -143,7 +143,7 @@
           <w:color w:val="4A4A49"/>
           <w:sz w:val="22"/>
         </w:rPr>
-        <w:t xml:space="preserve"> DB Fiddle + draw.io (opcional)</w:t>
+        <w:t xml:space="preserve"> ExamLab (PostgreSQL/PGlite)</w:t>
       </w:r>
     </w:p>
     <w:p>
@@ -190,6 +190,7 @@
       <w:r>
         <w:rPr>
           <w:rFonts w:ascii="Consolas" w:hAnsi="Consolas"/>
+          <w:b w:val="0"/>
           <w:color w:val="111111"/>
           <w:sz w:val="21"/>
         </w:rPr>
@@ -328,7 +329,7 @@
           <w:color w:val="4A4A49"/>
           <w:sz w:val="22"/>
         </w:rPr>
-        <w:t>Candidatos reales en VetCare: Cita(fecha_hora) para listar la agenda del dia, Mascota(id_dueno) porque cada consulta de historial parte de un dueno, DetalleFactura(id_factura) para armar el total de una factura sin escanear toda la tabla.</w:t>
+        <w:t>Candidatos reales en VetCare: cita(fecha_hora) para listar la agenda del dia, mascota(id_dueno) porque cada consulta de historial parte de un dueno, detalle_factura(id_factura) para armar el total de una factura sin escanear toda la tabla.</w:t>
       </w:r>
     </w:p>
     <w:p>
@@ -341,7 +342,20 @@
           <w:color w:val="4A4A49"/>
           <w:sz w:val="22"/>
         </w:rPr>
-        <w:t>Particionamiento (idea conceptual, no se implementa hoy): dividir fisicamente una tabla muy grande en fragmentos (ej. Cita por mes o por anio) para que las consultas que solo piden 'las citas de este mes' lean unicamente esa porcion, no la tabla historica completa. Es una tecnica de escala, distinta del indice, mientras el indice ordena datos, la particion los separa fisicamente en bloques.</w:t>
+        <w:t>Particionamiento (hoy SI se implementa, y es la pregunta 3 del taller): dividir una tabla logica en fragmentos fisicos por rango de fecha, de modo que la consulta de un ano no toque los datos del otro. PostgreSQL lo hace con PARTITION BY RANGE (fecha_hora) y una particion por ano. El indice ORDENA los datos; la particion los SEPARA.</w:t>
+      </w:r>
+    </w:p>
+    <w:p>
+      <w:pPr>
+        <w:pStyle w:val="ListBullet"/>
+      </w:pPr>
+      <w:r>
+        <w:rPr>
+          <w:b w:val="0"/>
+          <w:color w:val="4A4A49"/>
+          <w:sz w:val="22"/>
+        </w:rPr>
+        <w:t>Con 5.010 filas la particion no acelera nada y hay que decirlo: lo que si se comprueba hoy es la poda de particiones en el plan (solo aparece cita_hist_2026) y el archivado, porque tirar un ano completo es un DROP TABLE de la particion en vez de un DELETE masivo.</w:t>
       </w:r>
     </w:p>
     <w:p>
@@ -390,7 +404,7 @@
           <w:color w:val="4A4A49"/>
           <w:sz w:val="22"/>
         </w:rPr>
-        <w:t>La Clase 6 dejo al grupo mirando planes que decian Seq Scan o TABLE ACCESS FULL donde se esperaba algo mejor; hoy se construye la estructura que cambia esa linea. Un indice es una estructura de datos auxiliar, redundante y opcional, que el motor crea a partir de una o mas columnas de una tabla, mantiene ordenada por esas columnas y sincroniza automaticamente con cada cambio de los datos. Cada entrada guarda dos cosas: el valor de la clave y un puntero fisico a la fila completa, que en Oracle se llama ROWID y en PostgreSQL ctid. Los tres adjetivos de la definicion importan. Redundante: no agrega informacion nueva, duplica columnas que ya estan en la tabla, y por eso se puede borrar y volver a crear sin perder un dato. Opcional: ninguna consulta deja de funcionar si el indice no existe, solo tarda mas. Automatico: nadie escribe codigo para mantenerlo, el motor lo actualiza dentro de la misma operacion del INSERT, del UPDATE o del DELETE, y de ahi sale el costo del que habla la segunda mitad de la clase. Con las cifras de VetCare de la clase anterior, un indice sobre cita(fecha_hora) con 200.000 entradas de unos 20 a 25 bytes ocupa entre 4 y 6 MB, frente a los 20 MB de la tabla; como orden de magnitud, cada indice de una columna cuesta entre el 10 % y el 30 % del tamano de la tabla, y esa cifra es estimacion de oficio, no constante del motor.</w:t>
+        <w:t>La Clase 6 dejo al grupo mirando planes que decian Seq Scan donde se esperaba algo mejor; hoy se construye la estructura que cambia esa linea. Un indice es una estructura de datos auxiliar, redundante y opcional, que el motor crea a partir de una o mas columnas de una tabla, mantiene ordenada por esas columnas y sincroniza automaticamente con cada cambio de los datos. Cada entrada guarda dos cosas: el valor de la clave y un puntero fisico a la fila completa, que en PostgreSQL se llama ctid y en Oracle ROWID. Los tres adjetivos de la definicion importan. Redundante: no agrega informacion nueva, duplica columnas que ya estan en la tabla, y por eso se puede borrar y volver a crear sin perder un dato. Opcional: ninguna consulta deja de funcionar si el indice no existe, solo tarda mas. Automatico: nadie escribe codigo para mantenerlo, el motor lo actualiza dentro de la misma operacion del INSERT, del UPDATE o del DELETE, y de ahi sale el costo del que habla la segunda mitad de la clase. La base de hoy es la misma de la clase anterior: 30.010 citas del 5 de enero al 23 de julio de 2026, 5.008 mascotas, 2.006 duenos y 16 veterinarios, con estadisticas frescas y sin ningun indice salvo los de las claves primarias. Sobre esa tabla, un indice de una columna sobre cita(fecha_hora) guarda 30.010 entradas de unos 20 a 25 bytes y ocupa del orden de 700 KB frente a los 2 MB de la tabla; como orden de magnitud, cada indice de una columna cuesta entre el 10 % y el 30 % del tamano de la tabla, y esa cifra es estimacion de oficio, no constante del motor. El numero real se lee con SELECT pg_size_pretty(pg_relation_size('idx_cita_fecha_hora')); y es el que hay que reportar, no el de esta linea.</w:t>
       </w:r>
     </w:p>
     <w:p>
@@ -413,7 +427,7 @@
           <w:color w:val="4A4A49"/>
           <w:sz w:val="22"/>
         </w:rPr>
-        <w:t>El tipo de indice por omision en Oracle, PostgreSQL, MySQL y SQL Server es el B-Tree, arbol balanceado, y entenderlo por dentro toma cinco minutos bien invertidos. Tiene tres clases de nodos: una raiz, cero o mas niveles intermedios o de rama, y un nivel de hojas donde estan todas las claves con sus punteros. Balanceado significa que todas las hojas quedan a la misma profundidad, asi que cualquier busqueda cuesta lo mismo y no hay valores afortunados. Cada nodo ocupa una pagina, tipicamente de 8 KB, y si cada entrada pesa unos 20 bytes, en una pagina caben del orden de 400 claves; ese numero se llama grado de ramificacion o fan-out. Con 400 hijos por nodo, un arbol de un nivel cubre 400 filas, de dos niveles 160.000, de tres niveles 64 millones y de cuatro niveles mas de 25 mil millones. De ahi la afirmacion que el docente debe poder defender: tres o cuatro niveles alcanzan para tablas de millones de filas, y encontrar una fila cuesta tres o cuatro lecturas de pagina, sin importar si la tabla tiene cien mil filas o cincuenta millones. El crecimiento es logaritmico: duplicar la tabla no duplica el tiempo de busqueda, apenas lo mueve. El indice de cita con 200.000 filas tiene dos o tres niveles. Un detalle mas explica la mitad de los usos reales: las hojas estan enlazadas entre si formando una lista, de modo que al llegar a la primera clave que cumple la condicion se puede seguir avanzando en orden; por eso un B-Tree sirve para BETWEEN, para mayor que, para menor que y para devolver filas ya ordenadas sin ejecutar un ordenamiento aparte, no solo para igualdades.</w:t>
+        <w:t>El tipo de indice por omision en PostgreSQL, Oracle, MySQL y SQL Server es el B-Tree, arbol balanceado, y entenderlo por dentro toma cinco minutos bien invertidos. Tiene tres clases de nodos: una raiz, cero o mas niveles intermedios o de rama, y un nivel de hojas donde estan todas las claves con sus punteros. Balanceado significa que todas las hojas quedan a la misma profundidad, asi que cualquier busqueda cuesta lo mismo y no hay valores afortunados. Cada nodo ocupa una pagina, tipicamente de 8 KB, y si cada entrada pesa unos 20 bytes, en una pagina caben del orden de 400 claves; ese numero se llama grado de ramificacion o fan-out. Con 400 hijos por nodo, un arbol de un nivel cubre 400 filas, de dos niveles 160.000, de tres niveles 64 millones y de cuatro niveles mas de 25 mil millones. De ahi la afirmacion que el docente debe poder defender: tres o cuatro niveles alcanzan para tablas de millones de filas, y encontrar una fila cuesta tres o cuatro lecturas de pagina, sin importar si la tabla tiene cien mil filas o cincuenta millones. El crecimiento es logaritmico: duplicar la tabla no duplica el tiempo de busqueda, apenas lo mueve. El indice de cita de hoy, con 30.010 entradas, tiene apenas dos niveles: unas 75 paginas de hojas y una raiz que apunta a todas. Un detalle mas explica la mitad de los usos reales: las hojas estan enlazadas entre si formando una lista, de modo que al llegar a la primera clave que cumple la condicion se puede seguir avanzando en orden; por eso un B-Tree sirve para BETWEEN, para mayor que, para menor que y para devolver filas ya ordenadas sin ejecutar un ordenamiento aparte, no solo para igualdades. Esa es exactamente la forma de la consulta C1 del taller, que pide un rango de un dia.</w:t>
       </w:r>
     </w:p>
     <w:p>
@@ -426,7 +440,7 @@
           <w:color w:val="1A1C1D"/>
           <w:sz w:val="32"/>
         </w:rPr>
-        <w:t>Los tres indices del script de VetCare - diapositiva 6</w:t>
+        <w:t>El precio se paga en cada escritura, y se cuantifica - diapositiva 4</w:t>
       </w:r>
     </w:p>
     <w:p>
@@ -436,7 +450,7 @@
           <w:color w:val="4A4A49"/>
           <w:sz w:val="22"/>
         </w:rPr>
-        <w:t>En VetCare los tres indices del script de la clase son CREATE INDEX idx_cita_fecha ON cita (fecha_hora); CREATE INDEX idx_mascota_dueno ON mascota (id_dueno); y CREATE INDEX idx_cita_estado_fecha ON cita (estado, fecha_hora); Cada uno debe justificarse con la consulta concreta que lo aprovecha, y las tres son reales del PI: la agenda del dia filtra por fecha_hora, el historial entra siempre por mascota.id_dueno, y la pantalla de recepcion combina estado con un rango de fechas. Al ejecutar el CREATE INDEX el motor lee la tabla completa una vez, ordena las claves y arma el arbol; sobre 200.000 filas eso tarda uno o dos segundos, pero en una tabla real de 50 millones son minutos y la creacion normal bloquea las escrituras, razon por la cual existen CREATE INDEX CONCURRENTLY en PostgreSQL y ONLINE en Oracle. Dos hechos sobre claves evitan la mitad de los indices inutiles que se entregan en los proyectos. Primero: declarar PRIMARY KEY o UNIQUE crea automaticamente un indice unico para sostener la restriccion, asi que id_dueno en dueno, id_mascota en mascota e id_cita en cita YA tienen indice, y crear otro encima solo duplica espacio y trabajo de escritura. Un indice unico rechaza claves repetidas y por lo tanto es la restriccion misma, no solo rendimiento; uno no unico apenas acelera. Segundo, menos conocido: declarar una FOREIGN KEY NO crea indice en ninguno de los dos motores. mascota.id_dueno apunta a dueno, pero del lado de mascota no hay nada ordenado, y por eso idx_mascota_dueno si es una adicion legitima; sin el, ademas, borrar un dueno obliga a recorrer mascota completa para verificar la integridad.</w:t>
+        <w:t>El precio de indexar se paga en cada escritura y hay que cuantificarlo, porque es la mitad del veredicto que la pregunta 5 pide por escrito. Un INSERT en cita con cuatro indices no es una operacion, son cinco: la fila en la tabla mas una insercion ordenada en cada arbol, cada una bajando dos o tres niveles y a veces partiendo en dos una pagina llena, lo que ademas fragmenta el indice. Como orden de magnitud de oficio, cada indice adicional encarece las escrituras entre un 5 % y un 15 %, y una tabla con diez indices puede escribir varias veces mas lento que la misma con dos; el numero exacto depende del motor y hay que medirlo, pero la direccion nunca cambia. El UPDATE tiene un matiz util y muy citable: solo se actualizan los indices que contienen alguna columna modificada, asi que cambiar cita.estado de PROGRAMADA a ATENDIDA toca idx_cita_estado_fecha pero no idx_cita_fecha_hora, de donde sale la advertencia de no indexar columnas que cambian en cada operacion salvo que una consulta muy frecuente lo exija. Ojo con una excepcion que aparece hoy: el indice PARCIAL sobre las citas PROGRAMADA si se toca cuando el estado cambia, porque la fila entra o sale del indice. En espacio, no es raro que la suma de los indices supere el tamano de la tabla. Para el entregable la guia es concreta: dos a cuatro indices por tabla caliente ademas de los que ya trae la clave primaria, cada uno con su consulta escrita al lado, y la regla de descarte mas util que existe, si el estudiante no puede escribir la consulta que usa el indice, el indice se borra. En produccion eso se decide con datos: PostgreSQL expone pg_stat_user_indexes, donde idx_scan en cero significa que el indice nunca se uso; conviene mencionarlo aunque en una sesion de taller no de tiempo de acumular estadisticas de uso.</w:t>
       </w:r>
     </w:p>
     <w:p>
@@ -459,7 +473,7 @@
           <w:color w:val="4A4A49"/>
           <w:sz w:val="22"/>
         </w:rPr>
-        <w:t>Un indice compuesto es el creado sobre dos o mas columnas, y su regla de uso es la fuente de error mas frecuente del tema. Las entradas se ordenan por la primera columna y solo dentro de los valores iguales de la primera se ordenan por la segunda; es el orden de un directorio telefonico por apellido y luego nombre. De ahi la regla del prefijo mas a la izquierda: un indice sobre (estado, fecha_hora) resuelve una busqueda por estado, y una por estado junto con fecha_hora, pero NO resuelve eficientemente una busqueda solo por fecha_hora, igual que en el directorio no se pueden encontrar todas las personas llamadas Ana sin leerlo entero. En VetCare: idx_cita_estado_fecha sirve para WHERE estado = 'PROGRAMADA' AND fecha_hora &gt;= TIMESTAMP '2026-09-01 00:00:00' y para WHERE estado = 'PROGRAMADA' a secas, y no sirve para la agenda del dia si esta se escribe solo con fecha_hora; para eso existe idx_cita_fecha. El corolario de diseno cabe en una linea: las columnas comparadas por igualdad van primero y la comparada por rango va al final, porque despues del primer rango el orden interno del indice deja de ser aprovechable. Y un numero citable que desarma la idea de indexar todo por si acaso: un indice de k columnas atiende solamente los k prefijos, no las combinaciones, asi que uno de tres columnas atiende tres formas de consulta y no seis. Aqui llega la primera pregunta previsible: entonces creo (estado, fecha_hora) y tambien (fecha_hora, estado). Respuesta: rara vez se justifica, porque el segundo queda casi siempre cubierto por el indice de una sola columna sobre fecha_hora mas el filtro de estado aplicado sobre las pocas filas que sobreviven, y cada indice extra se paga en cada escritura; primero se mide con el plan y despues se crea.</w:t>
+        <w:t>Un indice compuesto es el creado sobre dos o mas columnas, y su regla de uso es la fuente de error mas frecuente del tema. Las entradas se ordenan por la primera columna y solo dentro de los valores iguales de la primera se ordenan por la segunda; es el orden de un directorio telefonico por apellido y luego nombre. De ahi la regla del prefijo mas a la izquierda: un indice sobre (estado, fecha_hora) resuelve una busqueda por estado, y una por estado junto con fecha_hora, pero NO resuelve eficientemente una busqueda solo por fecha_hora, igual que en el directorio no se pueden encontrar todas las personas llamadas Ana sin leerlo entero. En VetCare: idx_cita_estado_fecha sirve para WHERE estado = 'PROGRAMADA' AND fecha_hora &gt;= TIMESTAMP '2026-03-01 00:00:00' y para WHERE estado = 'PROGRAMADA' a secas, y no sirve para un filtro que solo trae fecha_hora; para eso existe idx_cita_fecha_hora. El corolario de diseno cabe en una linea, y es la que hay que dejar escrita en la pizarra: las columnas comparadas por igualdad van primero y la comparada por rango va al final, porque despues del primer rango el orden interno del indice deja de ser aprovechable. Y un numero citable que desarma la idea de indexar todo por si acaso: un indice de k columnas atiende solamente los k prefijos, no las combinaciones, asi que uno de tres columnas atiende tres formas de consulta y no seis.</w:t>
       </w:r>
     </w:p>
     <w:p>
@@ -482,7 +496,7 @@
           <w:color w:val="4A4A49"/>
           <w:sz w:val="22"/>
         </w:rPr>
-        <w:t>Cuando todas las columnas que la consulta necesita, las del WHERE y las del SELECT, estan dentro del indice, el motor responde sin tocar la tabla, y eso se llama index-only scan o indice cubridor. Ejemplo exacto: SELECT estado, fecha_hora FROM cita WHERE estado = 'PROGRAMADA' AND fecha_hora &gt;= TIMESTAMP '2026-09-01 00:00:00' se responde entera desde idx_cita_estado_fecha, y el plan lo dice con las palabras Index Only Scan. El ahorro es justamente la parte cara del acceso por indice: en lugar de 3 o 4 lecturas para bajar el arbol mas 110 lecturas dispersas a la tabla, quedan unas 5 lecturas de hojas contiguas. Si la consulta agrega id_mascota la ventaja se pierde, y hay dos maneras de recuperarla: agregar la columna a la clave, o usar la clausula INCLUDE de PostgreSQL, CREATE INDEX idx_cita_cubridor ON cita (estado, fecha_hora) INCLUDE (id_mascota), que guarda la columna en las hojas sin usarla para ordenar y por lo tanto sin engordar los niveles superiores; Oracle no tiene INCLUDE y la columna se agrega al final de la clave. Un detalle honesto que evita una confusion en vivo: en PostgreSQL el index-only scan depende del mapa de visibilidad, asi que inmediatamente despues de una carga masiva el plan puede seguir mostrando Index Scan hasta que pase VACUUM o ANALYZE, y eso no significa que el indice este mal disenado.</w:t>
+        <w:t>Cuando todas las columnas que la consulta necesita, las del WHERE y las del SELECT, estan dentro del indice, el motor responde sin tocar la tabla, y eso se llama index-only scan o indice cubridor. Ejemplo exacto con los indices de hoy: SELECT estado, fecha_hora FROM cita WHERE estado = 'PROGRAMADA' AND fecha_hora &gt;= TIMESTAMP '2026-03-01 00:00:00' se puede responder entera desde idx_cita_estado_fecha, y el plan lo dice con las palabras Index Only Scan. El ahorro es justamente la parte cara del acceso por indice: en lugar de dos o tres lecturas para bajar el arbol mas un centenar de lecturas dispersas a la tabla, quedan unas pocas lecturas de hojas contiguas. Si la consulta agrega id_mascota la ventaja se pierde, y hay dos maneras de recuperarla: agregar la columna a la clave, o usar la clausula INCLUDE de PostgreSQL, CREATE INDEX idx_cita_cubridor ON cita (estado, fecha_hora) INCLUDE (id_mascota), que guarda la columna en las hojas sin usarla para ordenar y por lo tanto sin engordar los niveles superiores; Oracle no tiene INCLUDE y la columna se agrega al final de la clave. Un detalle honesto que evita una confusion en vivo: en PostgreSQL el index-only scan depende del mapa de visibilidad, asi que inmediatamente despues de una carga masiva el plan puede seguir mostrando Index Scan hasta que pase VACUUM, y eso no significa que el indice este mal disenado. Esto NO se califica hoy, pero es la respuesta a la pregunta que va a salir cuando alguien vea Index Only Scan en su plan y no sepa si esta bien.</w:t>
       </w:r>
     </w:p>
     <w:p>
@@ -505,7 +519,7 @@
           <w:color w:val="4A4A49"/>
           <w:sz w:val="22"/>
         </w:rPr>
-        <w:t>Un indice existente puede quedar sin usar por siete razones, y recitarlas separa al docente que responde del que dice que el motor es raro. Uno, la tabla es demasiado pequena: dueno con 3.000 filas cabe en unas 40 paginas y ningun indice le gana a leer 40 paginas seguidas; con las 20 filas de prueba del PI jamas se usara un indice y el motor esta en lo correcto. Dos, el predicado no es sargable, como se vio en la Clase 6: UPPER(nombre), EXTRACT(YEAR FROM fecha_hora) o una conversion implicita de tipo bloquean el indice, y la salida es el indice funcional, CREATE INDEX idx_mascota_nombre_upper ON mascota (UPPER(nombre)), disponible en Oracle y PostgreSQL y ausente en versiones antiguas de MySQL, donde se resuelve con una columna generada. Tres, la selectividad es mala: WHERE activa = 'S' devuelve el 90 % de mascota y el full scan gana con razon. Cuatro, las estadisticas estan viejas y el motor cree que la tabla tiene 20 filas; se corrige con ANALYZE cita o DBMS_STATS.GATHER_TABLE_STATS. Cinco, se violo el prefijo mas a la izquierda. Seis, la condicion combina columnas de indices distintos con OR, caso en el que algunos motores arman una combinacion de mapas de bits y otros simplemente escanean. Siete, el tipo de dato o la ordenacion no coincide con lo que el predicado compara. La segunda pregunta frecuente cae aqui: cree el indice y el plan no cambio, entonces sirve o no sirve. Respuesta: el indice puede estar bien elegido y el motor tener razon en no usarlo hoy con 20 filas; la prueba se hace con volumen, y si con 200.000 filas el plan sigue igual, el problema esta en el predicado y no en el indice.</w:t>
+        <w:t>Un indice existente puede quedar sin usar por siete razones, y recitarlas separa al docente que responde del que dice que el motor es raro. Uno, la tabla es demasiado pequena: dueno con 2.006 filas cabe en unas 20 paginas y ningun indice le gana a leer 20 paginas seguidas; con las 20 filas de prueba de una base propia jamas se usara un indice y el motor esta en lo correcto. Dos, el predicado no es sargable, como se vio en la Clase 6: UPPER(nombre), EXTRACT(YEAR FROM fecha_hora) o una conversion implicita de tipo bloquean el indice, y la salida es el indice funcional, CREATE INDEX idx_mascota_nombre_upper ON mascota (UPPER(nombre)). Tres, la selectividad es mala: WHERE activa = 'S' devuelve mas del 90 % de mascota y el recorrido completo gana con razon. Cuatro, las estadisticas estan viejas y el motor cree que la tabla es diminuta; se corrige con ANALYZE cita, y es el paso que se salta medio salon. Cinco, se violo el prefijo mas a la izquierda. Seis, la condicion combina columnas de indices distintos con OR, caso en el que el motor arma una combinacion de mapas de bits o simplemente escanea. Siete, el tipo de dato o la ordenacion no coincide con lo que el predicado compara. Con la base de hoy la excusa del volumen no aplica: 30.010 citas son suficientes para que el planeador prefiera el indice, asi que si el plan no cambia el problema esta en el predicado, en el nombre de la columna lider o en el ANALYZE que falto.</w:t>
       </w:r>
     </w:p>
     <w:p>
@@ -518,7 +532,7 @@
           <w:color w:val="1A1C1D"/>
           <w:sz w:val="32"/>
         </w:rPr>
-        <w:t>El precio se paga en cada escritura, y se cuantifica - diapositiva 4</w:t>
+        <w:t>Los cinco nombres que se califican, y la consulta que justifica cada uno - diapositiva 6</w:t>
       </w:r>
     </w:p>
     <w:p>
@@ -528,7 +542,7 @@
           <w:color w:val="4A4A49"/>
           <w:sz w:val="22"/>
         </w:rPr>
-        <w:t>El precio de indexar se paga en cada escritura y hay que cuantificarlo. Un INSERT en cita con cuatro indices no es una operacion, son cinco: la fila en la tabla mas una insercion ordenada en cada arbol, cada una bajando tres niveles y a veces partiendo en dos una pagina llena, lo que ademas fragmenta el indice. Como orden de magnitud de oficio, cada indice adicional encarece las escrituras entre un 5 % y un 15 %, y una tabla con diez indices puede escribir varias veces mas lento que la misma con dos; el numero exacto depende del motor y hay que medirlo, pero la direccion nunca cambia. El UPDATE tiene un matiz util: solo se actualizan los indices que contienen alguna columna modificada, asi que cambiar cita.estado de PROGRAMADA a ATENDIDA toca idx_cita_estado_fecha pero no idx_cita_fecha, de donde sale la advertencia de no indexar columnas que cambian en cada operacion salvo que una consulta muy frecuente lo exija. En espacio, no es raro que la suma de los indices supere el tamano de la tabla. Para el entregable la guia es concreta: dos a cuatro indices por tabla caliente ademas de los que ya trae la clave primaria, cada uno con su consulta escrita al lado, y la regla de descarte mas util que existe, si el estudiante no puede escribir la consulta que usa el indice, el indice se borra. En produccion eso se decide con datos: PostgreSQL expone pg_stat_user_indexes, donde idx_scan en cero significa que el indice nunca se uso, y Oracle permite monitorear el uso de indices; conviene mencionarlo aunque no se pueda comprobar en el playground.</w:t>
+        <w:t>Aqui empieza la parte que se califica letra por letra, y conviene decirlo con esas palabras. La actividad pide cinco indices con nombre EXACTO, porque el plan de ejecucion imprime literalmente Index Scan using seguido del nombre y porque la tabla de justificacion de la pregunta 5 se llena con esos mismos nombres. Los tres de la pregunta 1: idx_cita_fecha_hora sobre cita (fecha_hora), que atiende cualquier consulta por rango de fecha con o sin estado; idx_mascota_dueno sobre mascota (id_dueno), que atiende el historial de un dueno; y idx_cita_programada_fecha, el indice parcial sobre cita (fecha_hora) WHERE estado = 'PROGRAMADA', que atiende la agenda del dia de la recepcion. Los dos de la pregunta 2: idx_cita_estado_fecha sobre cita (estado, fecha_hora) e idx_cita_fecha_estado sobre cita (fecha_hora, estado), las mismas dos columnas en orden inverso, creados a proposito para medir la diferencia. Un aviso concreto: idx_cita_fecha no es ninguno de los cinco, el sufijo es _fecha_hora como la columna, y ese fue durante un tiempo el nombre que aparecia en el material; si alguien lo escribe asi pierde puntos por el nombre y no por el concepto. Dos hechos sobre claves evitan la mitad de los indices inutiles que se entregan en los proyectos. Primero: declarar PRIMARY KEY o UNIQUE crea automaticamente un indice unico para sostener la restriccion, asi que id_dueno, id_mascota e id_cita YA tienen indice y crear otro encima solo duplica espacio y trabajo de escritura. Segundo, menos conocido: declarar una FOREIGN KEY NO crea indice en ninguno de los dos motores. mascota.id_dueno apunta a dueno, pero del lado de mascota no hay nada ordenado, y por eso idx_mascota_dueno si es una adicion legitima; sin el, ademas, borrar un dueno obliga a recorrer mascota completa para verificar la integridad.</w:t>
       </w:r>
     </w:p>
     <w:p>
@@ -541,7 +555,7 @@
           <w:color w:val="1A1C1D"/>
           <w:sz w:val="32"/>
         </w:rPr>
-        <w:t>Particionar: dividir la tabla logica en fragmentos fisicos - diapositiva 4</w:t>
+        <w:t>La secuencia de medicion, y por que el ANALYZE del medio no es opcional - diapositiva 6</w:t>
       </w:r>
     </w:p>
     <w:p>
@@ -551,7 +565,214 @@
           <w:color w:val="4A4A49"/>
           <w:sz w:val="22"/>
         </w:rPr>
-        <w:t>Particionar es dividir una sola tabla logica en fragmentos fisicos llamados particiones, segun una clave, de modo que el motor descarte de entrada las que no pueden contener lo buscado; ese descarte se llama poda de particiones o partition pruning. La forma mas frecuente es por rango de fechas: cita particionada por anio, una particion para 2022, otra para 2023 y asi hasta 2026, de manera que la consulta de septiembre de 2026 lee unicamente la particion de 2026 y el plan lo muestra. Es distinto de un indice: el indice ordena, la particion separa. El umbral en el que empieza a pagar es alto y hay que decirlo con numeros para que nadie lo use de adorno: como convencion de oficio se piensa en particionar por encima de unas decenas de millones de filas o de tablas de decenas de gigabytes, y por debajo de eso un indice sobre fecha_hora hace el mismo trabajo con mucho menos mantenimiento. VetCare con 200.000 citas ocupa 20 MB y cabe entero en memoria: particionar ahi no mejora nada. Entonces por que aprenderlo, tercera pregunta previsible. Porque hay un caso sin alternativa, el archivado: borrar cinco anios de historia con DELETE FROM cita WHERE fecha_hora &lt; TIMESTAMP '2023-01-01 00:00:00' toca millones de filas, genera un registro de transacciones enorme y sostiene bloqueos largos, mientras ALTER TABLE cita DROP PARTITION cita_2022 lo resuelve en un instante como operacion de metadatos, contraste que conecta directo con la Clase 8. En el playground si se puede demostrar casi todo lo de hoy: DB Fiddle con PostgreSQL soporta CREATE INDEX, indices funcionales, INCLUDE, particionamiento declarativo con CREATE TABLE cita PARTITION BY RANGE (fecha_hora) y sus CREATE TABLE cita_2026 PARTITION OF cita FOR VALUES FROM ... TO ..., y EXPLAIN para ver la poda; con el generate_series de la Clase 6 se consigue el volumen que hace cambiar el plan de Seq Scan a Index Scan, que es la medicion antes y despues del entregable. Hay que documentar en papel lo que depende de escala o de privilegios: el tiempo de creacion de un indice sobre decenas de millones de filas, la fragmentacion tras meses de escrituras, la degradacion medible de un INSERT con diez indices y cualquier medicion con la memoria intermedia vacia. Y conviene anticipar una trampa de forma: en MySQL toda clave unica debe incluir la columna de particionamiento, asi que un DDL de particiones valido en PostgreSQL falla alli.</w:t>
+        <w:t>La clase entera vive en una secuencia de cuatro pasos que hay que proyectar en ese orden, porque cambiarlo destruye la evidencia. Primero, EXPLAIN ANALYZE de las dos consultas frecuentes ANTES de crear nada: tiene que salir Seq Scan on cita y Seq Scan on mascota, y ese es el punto de comparacion. C1 es la agenda del dia, SELECT id_cita, fecha_hora, estado FROM cita WHERE fecha_hora &gt;= TIMESTAMP '2026-03-10 00:00:00' AND fecha_hora &lt; TIMESTAMP '2026-03-11 00:00:00' AND estado = 'PROGRAMADA', y devuelve 91 filas de las 150 citas que tiene ese dia; C2 es SELECT id_mascota, nombre, especie FROM mascota WHERE id_dueno = 1234. Segundo, los CREATE INDEX. Tercero, y este es el paso que se salta medio salon, ANALYZE cita; y ANALYZE mascota;: crear el indice NO actualiza las estadisticas, el planeador decide por costo estimado, y con numeros viejos puede ignorar un indice perfectamente bueno. La mitad de los avisos de «cree el indice y no me sirvio» del taller son este paso omitido. Cuarto, las MISMAS dos consultas otra vez, sin cambiar una coma: si se cambia una fecha o un id la comparacion deja de valer. Y el cierre de la pregunta 1 es la evidencia de que existen: SELECT indexname, tablename, indexdef FROM pg_indexes WHERE tablename IN ('cita','mascota') ORDER BY tablename, indexname; la columna indexdef devuelve el CREATE INDEX completo, asi que ahi se ve tambien la clausula WHERE del indice parcial, que es lo que confirma que se creo parcial y no completo. El enunciado ademas exige comentar CUAL de los dos indices sobre fecha_hora eligio el planeador para C1, y la rubrica descuenta si no se comenta: no basta pegar el plan, hay que leerlo.</w:t>
+      </w:r>
+    </w:p>
+    <w:p>
+      <w:pPr>
+        <w:spacing w:before="200" w:after="60"/>
+      </w:pPr>
+      <w:r>
+        <w:rPr>
+          <w:b/>
+          <w:color w:val="1A1C1D"/>
+          <w:sz w:val="32"/>
+        </w:rPr>
+        <w:t>El experimento del orden de columnas, paso a paso - diapositiva 6</w:t>
+      </w:r>
+    </w:p>
+    <w:p>
+      <w:r>
+        <w:rPr>
+          <w:b w:val="0"/>
+          <w:color w:val="4A4A49"/>
+          <w:sz w:val="22"/>
+        </w:rPr>
+        <w:t>La pregunta 2 no pide creer la regla del prefijo izquierdo, pide demostrarla, y el docente tiene que poder anticipar los tres resultados. Se crean los dos compuestos, se corre ANALYZE cita, y se miden tres consultas. Q1 filtra por estado con igualdad y por fecha_hora con rango: favorece a idx_cita_estado_fecha, porque la columna de igualdad es la lider y el rango queda al final. Q2 filtra solo por rango de fecha_hora: favorece a idx_cita_fecha_estado, porque ahi fecha_hora si es la lider. Q3 filtra solo por estado, sin fecha: idx_cita_fecha_estado no le sirve, porque su columna lider no aparece en el WHERE, y con CANCELADA siendo apenas 2.728 de 30.010 filas el motor puede elegir idx_cita_estado_fecha o resolver por conteo. Despues viene la parte que convierte la observacion en experimento: se hace DROP INDEX idx_cita_fecha_estado y se vuelve a medir Q2. El plan cae en idx_cita_fecha_hora, que tambien tiene fecha_hora como lider, o vuelve al recorrido completo, pero NO se pasa a idx_cita_estado_fecha. Eso es la regla del prefijo izquierdo vista en vivo, y es la unica manera de que no quede como una frase que se memoriza. Un matiz honesto: el planeador decide por costo y puede sorprender, sobre todo entre dos indices que compiten de cerca; la instruccion al grupo es reportar lo que VIO en su plan, no lo que decia la diapositiva, y explicar la eleccion. Un plan distinto bien leido vale mas que el plan esperado copiado.</w:t>
+      </w:r>
+    </w:p>
+    <w:p>
+      <w:pPr>
+        <w:spacing w:before="200" w:after="60"/>
+      </w:pPr>
+      <w:r>
+        <w:rPr>
+          <w:b/>
+          <w:color w:val="1A1C1D"/>
+          <w:sz w:val="32"/>
+        </w:rPr>
+        <w:t>El indice parcial: que indexa, cuanto ahorra y cuando gana - diapositiva 7</w:t>
+      </w:r>
+    </w:p>
+    <w:p>
+      <w:r>
+        <w:rPr>
+          <w:b w:val="0"/>
+          <w:color w:val="4A4A49"/>
+          <w:sz w:val="22"/>
+        </w:rPr>
+        <w:t>Un indice parcial es el que solo contiene las filas que cumplen una condicion, y la sintaxis es CREATE INDEX idx_cita_programada_fecha ON cita (fecha_hora) WHERE estado = 'PROGRAMADA'. Lo primero que hay que aclarar, porque es donde se confunde todo el mundo: ese WHERE no es el de la consulta, es parte de la DEFINICION del indice y decide que filas entran en el arbol. Con los datos de hoy el ahorro se puede decir con numeros exactos: de las 30.010 citas, 18.187 estan PROGRAMADA, el 61 %; el indice completo indexa 30.010 entradas y el parcial 18.187, cuatro de cada diez menos. Menos entradas es menos disco, menos memoria intermedia ocupada y menos trabajo en cada escritura de una cita que no este programada. La condicion para que el planeador lo use es estricta: tiene que poder demostrar que la consulta trae la misma condicion del indice. WHERE estado = 'PROGRAMADA' AND fecha_hora &gt;= ... si lo aprovecha; la misma consulta sin el filtro de estado no, porque el indice no contiene las filas atendidas ni las canceladas y el motor no puede arriesgarse a devolver un resultado incompleto. El caso de VetCare que lo justifica hay que nombrarlo: la agenda del dia de la recepcion SIEMPRE filtra por PROGRAMADA, porque nadie abre esa pantalla para ver las citas que ya se atendieron. Cuando el filtro es parte del caso de uso y no del capricho de una consulta, el parcial es la respuesta correcta. Y en C1 los dos indices sobre fecha_hora compiten: se espera que gane el parcial, porque recorre 91 entradas y ya sabe que todas cumplen el estado, mientras el completo recorreria las 150 del dia y tendria que descartar 59 despues de ir a la tabla a leer el estado. La diferencia de costo es pequena con este volumen, asi que si en la corrida gana el completo la respuesta correcta sigue siendo la que reporta lo que se vio.</w:t>
+      </w:r>
+    </w:p>
+    <w:p>
+      <w:pPr>
+        <w:spacing w:before="200" w:after="60"/>
+      </w:pPr>
+      <w:r>
+        <w:rPr>
+          <w:b/>
+          <w:color w:val="1A1C1D"/>
+          <w:sz w:val="32"/>
+        </w:rPr>
+        <w:t>Particionar: que es, y por que hoy si se implementa - diapositiva 8</w:t>
+      </w:r>
+    </w:p>
+    <w:p>
+      <w:r>
+        <w:rPr>
+          <w:b w:val="0"/>
+          <w:color w:val="4A4A49"/>
+          <w:sz w:val="22"/>
+        </w:rPr>
+        <w:t>Particionar es dividir una sola tabla logica en fragmentos fisicos llamados particiones, segun una clave, de modo que el motor descarte de entrada las que no pueden contener lo buscado; ese descarte se llama poda de particiones o partition pruning. La forma mas frecuente es por rango de fechas: una particion por ano, de manera que una consulta de 2026 lee unicamente la particion de 2026 y el plan lo muestra. La frase que lo separa del tema anterior es corta: el indice ordena, la particion separa. El umbral en el que empieza a pagar en produccion es alto y hay que decirlo con numeros para que nadie lo use de adorno: como convencion de oficio se piensa en particionar por encima de unas decenas de millones de filas o de tablas de decenas de gigabytes, y por debajo de eso un indice sobre fecha_hora hace el mismo trabajo con mucho menos mantenimiento. Ahora la advertencia importante para el docente, porque es la que ha costado puntos: eso NO significa que hoy el particionamiento sea una idea conceptual que solo se cuenta. La pregunta 3 del taller vale 20 de los 100 puntos y se implementa completa —DDL, dos particiones, migracion de las citas, prueba de enrutamiento y prueba de poda— sobre una base de 5.010 citas repartidas entre 2025 y 2026. Si el docente anuncia que hoy no se implementa, el estudiante llega al taller con una respuesta en prosa a una pregunta que pide SQL ejecutado. Lo que si es cierto, y hay que decirlo en la misma frase, es que con 5.010 filas la ganancia de RENDIMIENTO no es apreciable: lo que se demuestra hoy es que el motor descarta particiones enteras antes de leer, y que archivar un ano se vuelve trivial.</w:t>
+      </w:r>
+    </w:p>
+    <w:p>
+      <w:pPr>
+        <w:spacing w:before="200" w:after="60"/>
+      </w:pPr>
+      <w:r>
+        <w:rPr>
+          <w:b/>
+          <w:color w:val="1A1C1D"/>
+          <w:sz w:val="32"/>
+        </w:rPr>
+        <w:t>El DDL de la particion, con sus dos trampas - diapositiva 8</w:t>
+      </w:r>
+    </w:p>
+    <w:p>
+      <w:r>
+        <w:rPr>
+          <w:b w:val="0"/>
+          <w:color w:val="4A4A49"/>
+          <w:sz w:val="22"/>
+        </w:rPr>
+        <w:t>El DDL son tres sentencias y dos trampas. La primera sentencia declara la tabla particionada: CREATE TABLE cita_hist (id_cita INT, id_mascota INT, id_veterinario INT, fecha_hora TIMESTAMP NOT NULL, estado TEXT, PRIMARY KEY (id_cita, fecha_hora)) PARTITION BY RANGE (fecha_hora); Las otras dos crean las particiones: CREATE TABLE cita_hist_2025 PARTITION OF cita_hist FOR VALUES FROM (TIMESTAMP '2025-01-01') TO (TIMESTAMP '2026-01-01'); y su gemela de 2026. Primera trampa, la que cuesta la pregunta: en una tabla particionada la clave primaria DEBE incluir la columna de particion, asi que PRIMARY KEY (id_cita, fecha_hora) y no PRIMARY KEY (id_cita) a secas. Esto no es una rareza de MySQL, es la regla de PostgreSQL, y el mensaje de error del motor no dice «te falta la columna de particion» con esas palabras, asi que el estudiante que lo intenta se queda mirando un error que no entiende. Segunda trampa, mas silenciosa: el rango es cerrado por abajo y abierto por arriba, de modo que el TO de una particion es exactamente el FROM de la siguiente y nunca se solapan; quien escriba TO (TIMESTAMP '2025-12-31') se queda sin sitio donde poner las citas del 31 de diciembre y el INSERT falla con un error de que no se encontro particion. Despues del DDL viene la migracion, INSERT INTO cita_hist SELECT id_cita, id_mascota, id_veterinario, fecha_hora, estado FROM cita;, y la prueba de que el reparto ocurrio: SELECT tableoid::regclass AS particion, COUNT(*), MIN(fecha_hora), MAX(fecha_hora) FROM cita_hist GROUP BY 1 ORDER BY 1; tableoid es una columna de sistema que dice en que tabla FISICA vive cada fila y ::regclass la traduce a nombre. Sin esa consulta no hay evidencia del enrutamiento, solo un INSERT que no dio error, y la rubrica lo pide explicitamente. La poda se comprueba con EXPLAIN ANALYZE de una consulta acotada a 2026: en el plan debe aparecer SOLO cita_hist_2026.</w:t>
+      </w:r>
+    </w:p>
+    <w:p>
+      <w:pPr>
+        <w:spacing w:before="200" w:after="60"/>
+      </w:pPr>
+      <w:r>
+        <w:rPr>
+          <w:b/>
+          <w:color w:val="1A1C1D"/>
+          <w:sz w:val="32"/>
+        </w:rPr>
+        <w:t>El veredicto de particionamiento que pide la pregunta 5 - diapositiva 8</w:t>
+      </w:r>
+    </w:p>
+    <w:p>
+      <w:r>
+        <w:rPr>
+          <w:b w:val="0"/>
+          <w:color w:val="4A4A49"/>
+          <w:sz w:val="22"/>
+        </w:rPr>
+        <w:t>El segundo parrafo de la pregunta 5 pide un veredicto, y tiene tres exigencias que se califican por separado; conviene dictarlas. Primera: el volumen que espera Huellitas, con numeros propios del estudiante, del estilo tantas citas por dia por tantos dias de operacion al ano por tantos anos de historia. Un dato de referencia para calibrar: 40 citas diarias durante 300 dias son 12.000 citas al ano, y a cinco anos son 60.000; eso esta tres ordenes de magnitud por debajo del umbral de particionamiento, asi que el veredicto honesto para VetCare es que NO se particiona, y decirlo con el numero al lado vale mas que decir que si por quedar bien. Segunda: la ganancia de rendimiento con 5.010 filas no es apreciable, y reconocerlo suma puntos en vez de restarlos, porque la alternativa es inventar una mejora que el plan no muestra. Tercera: lo que si quedo comprobado, que son dos cosas concretas, la poda de particiones en el plan y la facilidad de archivado. Y ahi esta el caso que no tiene alternativa, el que justifica aprender el tema aunque hoy no se aplique: borrar cinco anos de historia con DELETE FROM cita WHERE fecha_hora &lt; TIMESTAMP '2021-01-01 00:00:00' toca millones de filas, genera un registro de transacciones enorme, sostiene bloqueos largos y deja la tabla que hay que limpiar despues; en cambio DROP TABLE cita_hist_2021 es una operacion de metadatos que tarda un instante, y ALTER TABLE cita_hist DETACH PARTITION cita_hist_2021 la separa sin borrar los datos si hay que conservarlos aparte. En Oracle la sentencia equivalente es ALTER TABLE cita DROP PARTITION cita_2021, y la diferencia de sintaxis conviene mencionarla porque el motor de hoy es PostgreSQL. Ese contraste entre DROP de particion y DELETE masivo conecta directo con la Clase 8, donde el registro de transacciones y la duracion de los bloqueos son el tema.</w:t>
+      </w:r>
+    </w:p>
+    <w:p>
+      <w:pPr>
+        <w:spacing w:before="200" w:after="60"/>
+      </w:pPr>
+      <w:r>
+        <w:rPr>
+          <w:b/>
+          <w:color w:val="1A1C1D"/>
+          <w:sz w:val="32"/>
+        </w:rPr>
+        <w:t>La demo, en el orden en que se proyecta - diapositiva 9</w:t>
+      </w:r>
+    </w:p>
+    <w:p>
+      <w:r>
+        <w:rPr>
+          <w:b w:val="0"/>
+          <w:color w:val="4A4A49"/>
+          <w:sz w:val="22"/>
+        </w:rPr>
+        <w:t>La demo es el script Codigo/07_indices_vetcare.sql y se corre en la consola de ExamLab, no en otra herramienta, porque el volumen sembrado es el que hace cambiar el plan. El script trae cinco bloques y el orden importa. El bloque 0 crea las tablas y siembra 30.000 citas con generate_series; hay que advertir que ese bloque recrea las tablas, asi que se corre en una base vacia y no sobre una VetCare DB con datos que alguien quiera conservar. Termina con una consulta de control que debe devolver 18.182 PROGRAMADA, 9.091 ATENDIDA y 2.727 CANCELADA; si esos numeros no salen, nada de lo que sigue cuadra y hay que parar ahi. El bloque 1 es la linea base, con los dos Seq Scan. El bloque 2 crea los tres indices de la pregunta 1, corre ANALYZE y repite las dos consultas: ese es el momento de la clase, y conviene proyectar las dos salidas una debajo de la otra y leer en voz alta la linea del nodo. El bloque 3 es el experimento del orden, con su DROP INDEX al final. El bloque 4 es el particionamiento completo, con una salvedad que hay que decir en vivo: como la siembra del bloque 0 pone todas las citas en 2026, todo cae en cita_hist_2026 y cita_hist_2025 queda vacia; eso ya demuestra el enrutamiento, y la base de la pregunta 3 en ExamLab si reparte sus 5.010 citas entre los dos anos. Si el bloque 0 no alcanza el tiempo, la alternativa es abrir directamente la pregunta 1 del taller en ExamLab, que ya trae la base sembrada, y correr los bloques 1 y 2 ahi. Lo que no se puede hacer es medir en una base de 20 filas: el plan no va a cambiar y el grupo se va a llevar la conclusion contraria.</w:t>
+      </w:r>
+    </w:p>
+    <w:p>
+      <w:pPr>
+        <w:spacing w:before="200" w:after="60"/>
+      </w:pPr>
+      <w:r>
+        <w:rPr>
+          <w:b/>
+          <w:color w:val="1A1C1D"/>
+          <w:sz w:val="32"/>
+        </w:rPr>
+        <w:t>Donde corre esto, y que no se puede medir aqui - diapositiva 10</w:t>
+      </w:r>
+    </w:p>
+    <w:p>
+      <w:r>
+        <w:rPr>
+          <w:b w:val="0"/>
+          <w:color w:val="4A4A49"/>
+          <w:sz w:val="22"/>
+        </w:rPr>
+        <w:t>La herramienta de hoy es una sola y conviene decirlo sin ambiguedad: ExamLab, que ejecuta PostgreSQL sobre PGlite dentro del navegador. Ahi corre la demo, ahi se resuelve el taller y ahi se califica, asi que no hay razon para trabajar en otro sitio. En particular DB Fiddle queda fuera, aunque tambien tenga PostgreSQL, por un motivo concreto: la base sembrada con las 30.010 citas no existe alli, y sin ella no se puede reproducir ni el cambio de plan ni las 91 filas que la rubrica menciona. Un alterno que cuesta puntos no es un alterno. Google Docs se usa para la tabla de justificacion de la pregunta 5, que es prosa y no SQL. Lo que si se puede medir aqui: el cambio de Seq Scan a Index Scan, la eleccion entre dos indices que compiten, el efecto del orden de columnas con su DROP INDEX, el particionamiento declarativo completo y la poda en el plan, y el tamano de cada indice con pg_relation_size. Lo que NO se puede medir, y hay que declararlo en el informe en vez de inventarlo: los tiempos con la memoria intermedia vacia, porque vaciarla exige privilegios de administrador; el tiempo de creacion de un indice sobre decenas de millones de filas; la fragmentacion despues de meses de escrituras; la degradacion medible de un INSERT con diez indices, que necesita una carga sostenida; y cualquier cosa que exija dos sesiones simultaneas, porque PGlite corre una sola, que es el tema de la Clase 10. Esa lista de limites es la seccion 5 de la pregunta 5 y vale puntos: se pierde por omitirla, no por tenerla.</w:t>
+      </w:r>
+    </w:p>
+    <w:p>
+      <w:pPr>
+        <w:spacing w:before="200" w:after="60"/>
+      </w:pPr>
+      <w:r>
+        <w:rPr>
+          <w:b/>
+          <w:color w:val="1A1C1D"/>
+          <w:sz w:val="32"/>
+        </w:rPr>
+        <w:t>El reparto de los 120 minutos y como acompanar el taller - diapositiva 14</w:t>
+      </w:r>
+    </w:p>
+    <w:p>
+      <w:r>
+        <w:rPr>
+          <w:b w:val="0"/>
+          <w:color w:val="4A4A49"/>
+          <w:sz w:val="22"/>
+        </w:rPr>
+        <w:t>El bloque de 120 minutos se reparte asi. Del minuto 0 al 10, encuadre y el enganche de la Clase 6: se proyecta un plan con Seq Scan y se anuncia que hoy esa linea cambia. Del 10 al 30, la teoria core: que es un indice, el B-Tree y el precio en cada escritura. Del 30 al 45, la diapositiva de justificacion, el prefijo izquierdo y las razones por las que un indice no se usa. Del 45 al 60, los cinco nombres y la secuencia de medicion, con la demo del bloque 2 en vivo: es el corazon de la sesion y no se debe recortar. Del 60 al 70, el indice parcial con sus numeros. Del 70 al 80, el particionamiento con el DDL y la trampa de la clave primaria. Del 80 al 115, el taller, que son 100 puntos en cinco preguntas: se abre ExamLab y se resuelve la pregunta 1 acompanada, en voz alta, hasta que aparezca el primer Index Scan del grupo, y las cuatro restantes de forma individual. Del 115 al 120, cierre y el amarre con la Clase 8. Tres avisos para el acompanamiento. Uno, el error mas frecuente no es conceptual sino de nombre: conviene proyectar los cinco nombres y dejarlos en pantalla mientras el grupo trabaja. Dos, cuando alguien diga que su indice no sirvio, la primera pregunta es si corrio el ANALYZE, no si el indice esta bien pensado. Tres, la pregunta 5 no es un relleno de cierre: son 20 puntos, la tabla tiene siete columnas y quien la deje para el ultimo minuto entrega tres columnas de siete. Vale la pena anunciar a mitad del taller que faltan 15 minutos y que la tabla de justificacion todavia no esta escrita.</w:t>
+      </w:r>
+    </w:p>
+    <w:p>
+      <w:pPr>
+        <w:spacing w:before="200" w:after="60"/>
+      </w:pPr>
+      <w:r>
+        <w:rPr>
+          <w:b/>
+          <w:color w:val="1A1C1D"/>
+          <w:sz w:val="32"/>
+        </w:rPr>
+        <w:t>Preguntas frecuentes del grupo</w:t>
+      </w:r>
+    </w:p>
+    <w:p>
+      <w:r>
+        <w:rPr>
+          <w:b w:val="0"/>
+          <w:color w:val="4A4A49"/>
+          <w:sz w:val="22"/>
+        </w:rPr>
+        <w:t>Primera, y la mas previsible: entonces creo (estado, fecha_hora) y tambien (fecha_hora, estado). En produccion rara vez se justifica tener los dos, porque el segundo queda casi siempre cubierto por el indice de una sola columna sobre fecha_hora mas el filtro de estado aplicado sobre las pocas filas que sobreviven, y cada indice extra se paga en cada escritura. Hoy se crean los dos a proposito, para medir, y la pregunta 2 termina con un DROP INDEX que muestra que pasa cuando falta uno: crear para medir y crear para dejar son dos cosas distintas, y esa distincion es la respuesta. Segunda: cree el indice y el plan no cambio, entonces sirve o no sirve. Con 20 filas el indice puede estar bien elegido y el motor tener razon en no usarlo; con las 30.010 de hoy el volumen ya no es excusa, asi que se revisa en este orden, el ANALYZE, el nombre de la columna lider, y si el predicado es sargable. Tercera: si particionar no mejora nada con este volumen, para que lo hacemos. Porque el archivado no tiene alternativa —DROP TABLE de una particion contra un DELETE de millones de filas— y porque son 20 puntos de la actividad, que se califican sobre SQL ejecutado y no sobre una explicacion. Cuarta: el indice parcial y el completo indexan la misma columna, no es redundante. No lo es mientras existan consultas que no traigan el filtro de estado: esas solo pueden usar el completo. Si todas las consultas del PI filtran por PROGRAMADA, entonces si sobra el completo, y decirlo asi en la columna de veredicto es la respuesta que la rubrica busca. Quinta: puedo poner el indice y ya, sin medir. No, porque la pregunta 1 exige la linea base con Seq Scan; sin el antes, el despues no demuestra nada, y es la primera cosa que la rubrica revisa.</w:t>
       </w:r>
     </w:p>
     <w:p>
@@ -574,7 +795,7 @@
           <w:color w:val="4A4A49"/>
           <w:sz w:val="22"/>
         </w:rPr>
-        <w:t>Error tipico del docente que no domina el tema: crear indices sobre las columnas de las claves primarias, o sobre todas las columnas por si acaso, y presentar eso como estrategia. Duplicar el indice de la clave primaria no acelera nada y el estudiante se lleva una idea falsa de causalidad; aguas abajo, cuando en la Clase 8 su transaccion de facturacion escriba en factura, detalle_factura e insumo, no podra explicar por que la operacion se volvio mas lenta al agregar indices, y en el Parcial 2 defendera un indice sin poder nombrar la consulta que lo usa, que es exactamente lo que la rubrica evalua. El segundo error es afirmar que un indice compuesto sirve para cualquier combinacion de sus columnas, omitiendo la regla del prefijo mas a la izquierda; si eso se aprueba hoy, el estudiante creara idx_cita_estado_fecha y creera cubierta la agenda del dia, la consulta seguira resolviendose con full table scan porque solo filtra por fecha_hora, y en la Clase 12, cuando la aplicacion llame al procedimiento de agenda, el diagnostico sera imposible para el grupo: el indice existe, el plan lo ignora y nadie sabe por que.</w:t>
+        <w:t>El primero, y el que mas cuesta, es crear indices sobre las columnas de las claves primarias, o sobre todas las columnas por si acaso, y presentar eso como estrategia. Duplicar el indice de la clave primaria no acelera nada y el estudiante se lleva una idea falsa de causalidad; aguas abajo, cuando en la Clase 8 su transaccion de facturacion escriba en factura, detalle_factura e insumo, no podra explicar por que la operacion se volvio mas lenta al agregar indices, y en el Parcial 2 defendera un indice sin poder nombrar la consulta que lo usa, que es exactamente lo que la rubrica evalua. El segundo es afirmar que un indice compuesto sirve para cualquier combinacion de sus columnas, omitiendo la regla del prefijo mas a la izquierda; si eso se aprueba hoy, el estudiante creara idx_cita_estado_fecha y creera cubierta la agenda del dia, la consulta seguira resolviendose con recorrido completo porque solo filtra por fecha_hora, y en la Clase 12, cuando la aplicacion llame al procedimiento de agenda, el diagnostico sera imposible para el grupo: el indice existe, el plan lo ignora y nadie sabe por que. El tercero es decir que el particionamiento es solo una idea conceptual que hoy no se implementa: son 20 puntos de SQL ejecutado, con DDL, migracion, prueba de enrutamiento y prueba de poda, y el estudiante que oyo lo contrario entrega un parrafo en prosa. El cuarto es escribir los nombres de los indices de memoria en la pizarra: el nombre se califica letra por letra, idx_cita_fecha no es idx_cita_fecha_hora, y quien copie del tablero pierde puntos por un error del docente. El quinto es hacer la demo sobre una base de 20 filas «porque es lo mismo pero mas rapido»: no es lo mismo, el plan no cambia, y el grupo aprende que indexar no sirve. Y el sexto es omitir el ANALYZE en la demo y salir del paso diciendo que el motor es impredecible; ese ANALYZE es contenido, no tramite, y es la causa de la mitad de los problemas del taller.</w:t>
       </w:r>
     </w:p>
     <w:p>
@@ -592,7 +813,7 @@
           <w:color w:val="4A4A49"/>
           <w:sz w:val="22"/>
         </w:rPr>
-        <w:t xml:space="preserve"> CREATE INDEX idx_cita_fecha; consulta que lo usaria.</w:t>
+        <w:t xml:space="preserve"> EXPLAIN ANALYZE con Seq Scan, CREATE INDEX idx_cita_fecha_hora, ANALYZE, y el mismo EXPLAIN mostrando Index Scan.</w:t>
       </w:r>
     </w:p>
     <w:p>
@@ -620,6 +841,7 @@
       <w:r>
         <w:rPr>
           <w:rFonts w:ascii="Consolas" w:hAnsi="Consolas"/>
+          <w:b w:val="0"/>
           <w:color w:val="111111"/>
           <w:sz w:val="21"/>
         </w:rPr>
@@ -707,6 +929,45 @@
           <w:sz w:val="22"/>
         </w:rPr>
         <w:t>Un indice se justifica con la consulta que lo usa</w:t>
+      </w:r>
+    </w:p>
+    <w:p>
+      <w:pPr>
+        <w:pStyle w:val="ListNumber"/>
+      </w:pPr>
+      <w:r>
+        <w:rPr>
+          <w:b w:val="0"/>
+          <w:color w:val="4A4A49"/>
+          <w:sz w:val="22"/>
+        </w:rPr>
+        <w:t>Los cinco indices de hoy, con su nombre exacto</w:t>
+      </w:r>
+    </w:p>
+    <w:p>
+      <w:pPr>
+        <w:pStyle w:val="ListNumber"/>
+      </w:pPr>
+      <w:r>
+        <w:rPr>
+          <w:b w:val="0"/>
+          <w:color w:val="4A4A49"/>
+          <w:sz w:val="22"/>
+        </w:rPr>
+        <w:t>El indice parcial: el mismo beneficio, una fraccion del tamano</w:t>
+      </w:r>
+    </w:p>
+    <w:p>
+      <w:pPr>
+        <w:pStyle w:val="ListNumber"/>
+      </w:pPr>
+      <w:r>
+        <w:rPr>
+          <w:b w:val="0"/>
+          <w:color w:val="4A4A49"/>
+          <w:sz w:val="22"/>
+        </w:rPr>
+        <w:t>Particionar hoy de verdad: rango por ano, poda y archivado</w:t>
       </w:r>
     </w:p>
     <w:p>
@@ -856,6 +1117,7 @@
       <w:r>
         <w:rPr>
           <w:rFonts w:ascii="Consolas" w:hAnsi="Consolas"/>
+          <w:b w:val="0"/>
           <w:i/>
           <w:color w:val="111111"/>
           <w:sz w:val="20"/>
@@ -904,7 +1166,7 @@
           <w:color w:val="4A4A49"/>
           <w:sz w:val="22"/>
         </w:rPr>
-        <w:t xml:space="preserve"> «Buenas. Hoy el hilo es VetCare DB. Avanzamos el PI en: &gt;=2 indices justificados sobre tablas calientes del PI.</w:t>
+        <w:t xml:space="preserve"> «Buenas. Hoy el hilo es VetCare DB. Avanzamos el PI en: 3 indices justificados (uno parcial) + historico particionado por ano.</w:t>
       </w:r>
     </w:p>
     <w:p>
@@ -975,7 +1237,7 @@
           <w:color w:val="4A4A49"/>
           <w:sz w:val="22"/>
         </w:rPr>
-        <w:t>Proyecte estas diapositivas, en este orden, ~12 min cada una. Son la teoria</w:t>
+        <w:t>Proyecte estas diapositivas, en este orden, ~5 min cada una. Son la teoria</w:t>
       </w:r>
     </w:p>
     <w:p>
@@ -1038,6 +1300,45 @@
           <w:sz w:val="22"/>
         </w:rPr>
         <w:t>[Slide 5] Un indice se justifica con la consulta que lo usa</w:t>
+      </w:r>
+    </w:p>
+    <w:p>
+      <w:pPr>
+        <w:pStyle w:val="ListNumber"/>
+      </w:pPr>
+      <w:r>
+        <w:rPr>
+          <w:b/>
+          <w:color w:val="4A4A49"/>
+          <w:sz w:val="22"/>
+        </w:rPr>
+        <w:t>[Slide 6] Los cinco indices de hoy, con su nombre exacto</w:t>
+      </w:r>
+    </w:p>
+    <w:p>
+      <w:pPr>
+        <w:pStyle w:val="ListNumber"/>
+      </w:pPr>
+      <w:r>
+        <w:rPr>
+          <w:b/>
+          <w:color w:val="4A4A49"/>
+          <w:sz w:val="22"/>
+        </w:rPr>
+        <w:t>[Slide 7] El indice parcial: el mismo beneficio, una fraccion del tamano</w:t>
+      </w:r>
+    </w:p>
+    <w:p>
+      <w:pPr>
+        <w:pStyle w:val="ListNumber"/>
+      </w:pPr>
+      <w:r>
+        <w:rPr>
+          <w:b/>
+          <w:color w:val="4A4A49"/>
+          <w:sz w:val="22"/>
+        </w:rPr>
+        <w:t>[Slide 8] Particionar hoy de verdad: rango por ano, poda y archivado</w:t>
       </w:r>
     </w:p>
     <w:p>
@@ -1119,7 +1420,7 @@
           <w:color w:val="4A4A49"/>
           <w:sz w:val="22"/>
         </w:rPr>
-        <w:t>Candidatos reales en VetCare: Cita(fecha_hora) para listar la agenda del dia, Mascota(id_dueno) porque cada consulta de historial parte de un dueno, DetalleFactura(id_factura) para armar el total de una factura sin escanear toda la tabla.</w:t>
+        <w:t>Candidatos reales en VetCare: cita(fecha_hora) para listar la agenda del dia, mascota(id_dueno) porque cada consulta de historial parte de un dueno, detalle_factura(id_factura) para armar el total de una factura sin escanear toda la tabla.</w:t>
       </w:r>
     </w:p>
     <w:p>
@@ -1132,7 +1433,20 @@
           <w:color w:val="4A4A49"/>
           <w:sz w:val="22"/>
         </w:rPr>
-        <w:t>Particionamiento (idea conceptual, no se implementa hoy): dividir fisicamente una tabla muy grande en fragmentos (ej. Cita por mes o por anio) para que las consultas que solo piden 'las citas de este mes' lean unicamente esa porcion, no la tabla historica completa. Es una tecnica de escala, distinta del indice, mientras el indice ordena datos, la particion los separa fisicamente en bloques.</w:t>
+        <w:t>Particionamiento (hoy SI se implementa, y es la pregunta 3 del taller): dividir una tabla logica en fragmentos fisicos por rango de fecha, de modo que la consulta de un ano no toque los datos del otro. PostgreSQL lo hace con PARTITION BY RANGE (fecha_hora) y una particion por ano. El indice ORDENA los datos; la particion los SEPARA.</w:t>
+      </w:r>
+    </w:p>
+    <w:p>
+      <w:pPr>
+        <w:pStyle w:val="ListBullet"/>
+      </w:pPr>
+      <w:r>
+        <w:rPr>
+          <w:b w:val="0"/>
+          <w:color w:val="4A4A49"/>
+          <w:sz w:val="22"/>
+        </w:rPr>
+        <w:t>Con 5.010 filas la particion no acelera nada y hay que decirlo: lo que si se comprueba hoy es la poda de particiones en el plan (solo aparece cita_hist_2026) y el archivado, porque tirar un ano completo es un DROP TABLE de la particion en vez de un DELETE masivo.</w:t>
       </w:r>
     </w:p>
     <w:p>
@@ -1168,7 +1482,7 @@
           <w:color w:val="1A1C1D"/>
           <w:sz w:val="32"/>
         </w:rPr>
-        <w:t>35-55 · Demo paso a paso · [Slide 6]</w:t>
+        <w:t>35-55 · Demo paso a paso · [Slide 9]</w:t>
       </w:r>
     </w:p>
     <w:p>
@@ -1196,7 +1510,7 @@
           <w:color w:val="4A4A49"/>
           <w:sz w:val="22"/>
         </w:rPr>
-        <w:t>Demo: CREATE INDEX idx_cita_fecha; consulta que lo usaria.</w:t>
+        <w:t>Demo: EXPLAIN ANALYZE con Seq Scan, CREATE INDEX idx_cita_fecha_hora, ANALYZE, y el mismo EXPLAIN mostrando Index Scan.</w:t>
       </w:r>
     </w:p>
     <w:p>
@@ -1206,7 +1520,7 @@
           <w:color w:val="4A4A49"/>
           <w:sz w:val="22"/>
         </w:rPr>
-        <w:t>Herramienta: DB Fiddle + draw.io (opcional)</w:t>
+        <w:t>Herramienta: ExamLab (PostgreSQL/PGlite)</w:t>
       </w:r>
     </w:p>
     <w:p>
@@ -1220,36 +1534,46 @@
           <w:color w:val="C23E12"/>
           <w:sz w:val="21"/>
         </w:rPr>
-        <w:t>📸  Salida esperada de la demo de la Clase 7</w:t>
+        <w:t>📸  El plan de C1 antes y despues: Seq Scan -&gt; Index Scan using idx_cita_programada_fecha</w:t>
       </w:r>
     </w:p>
     <w:p>
       <w:pPr>
-        <w:shd w:val="clear" w:fill="F2F2F3"/>
-        <w:spacing w:after="20"/>
+        <w:jc w:val="center"/>
       </w:pPr>
       <w:r>
-        <w:rPr>
-          <w:b/>
-          <w:i/>
-          <w:color w:val="4A4A49"/>
-          <w:sz w:val="18"/>
-        </w:rPr>
-        <w:t>Esta imagen todavía no existe. Cómo producirla:</w:t>
-      </w:r>
-    </w:p>
-    <w:p>
-      <w:pPr>
-        <w:shd w:val="clear" w:fill="F2F2F3"/>
-        <w:ind w:left="216"/>
-      </w:pPr>
-      <w:r>
-        <w:rPr>
-          <w:i/>
-          <w:color w:val="4A4A49"/>
-          <w:sz w:val="18"/>
-        </w:rPr>
-        <w:t>1) Abra DB Fiddle + draw.io (opcional) y repita la demo de este bloque sobre el dominio VetCare (no otro ejemplo).  2) Capture la ventana en el momento en que se ve el resultado, no el escritorio completo.  3) Recorte a ~1200 px de ancho.  4) Guardela como Kit docente/Clase 7/Capturas/cap01_demo.png.  5) Vuelva a generar el guion: la imagen queda embebida aqui sola.</w:t>
+        <w:drawing>
+          <wp:inline xmlns:a="http://schemas.openxmlformats.org/drawingml/2006/main" xmlns:pic="http://schemas.openxmlformats.org/drawingml/2006/picture">
+            <wp:extent cx="5120640" cy="1831185"/>
+            <wp:docPr id="1" name="Picture 1"/>
+            <wp:cNvGraphicFramePr>
+              <a:graphicFrameLocks noChangeAspect="1"/>
+            </wp:cNvGraphicFramePr>
+            <a:graphic>
+              <a:graphicData uri="http://schemas.openxmlformats.org/drawingml/2006/picture">
+                <pic:pic>
+                  <pic:nvPicPr>
+                    <pic:cNvPr id="0" name="salida-indice-antes-despues.png"/>
+                    <pic:cNvPicPr/>
+                  </pic:nvPicPr>
+                  <pic:blipFill>
+                    <a:blip r:embed="rId9"/>
+                    <a:stretch>
+                      <a:fillRect/>
+                    </a:stretch>
+                  </pic:blipFill>
+                  <pic:spPr>
+                    <a:xfrm>
+                      <a:off x="0" y="0"/>
+                      <a:ext cx="5120640" cy="1831185"/>
+                    </a:xfrm>
+                    <a:prstGeom prst="rect"/>
+                  </pic:spPr>
+                </pic:pic>
+              </a:graphicData>
+            </a:graphic>
+          </wp:inline>
+        </w:drawing>
       </w:r>
     </w:p>
     <w:p>
@@ -1272,7 +1596,7 @@
           <w:color w:val="1A1C1D"/>
           <w:sz w:val="32"/>
         </w:rPr>
-        <w:t>55-105 · Taller guiado = tarea del PI · [Slide 11]</w:t>
+        <w:t>55-105 · Taller guiado = tarea del PI · [Slide 14]</w:t>
       </w:r>
     </w:p>
     <w:p>
@@ -1323,7 +1647,7 @@
           <w:color w:val="4A4A49"/>
           <w:sz w:val="22"/>
         </w:rPr>
-        <w:t>Identificar 2 consultas frecuentes del PI.</w:t>
+        <w:t>Medir la linea base con EXPLAIN ANALYZE de las dos consultas frecuentes: hay que ver Seq Scan.</w:t>
       </w:r>
     </w:p>
     <w:p>
@@ -1336,7 +1660,7 @@
           <w:color w:val="4A4A49"/>
           <w:sz w:val="22"/>
         </w:rPr>
-        <w:t>Proponer y crear &gt;=2 indices con nombre claro.</w:t>
+        <w:t>Crear los tres indices con el nombre exacto, incluido el parcial idx_cita_programada_fecha, y correr ANALYZE.</w:t>
       </w:r>
     </w:p>
     <w:p>
@@ -1349,7 +1673,7 @@
           <w:color w:val="4A4A49"/>
           <w:sz w:val="22"/>
         </w:rPr>
-        <w:t>Justificar columna, cardinalidad y riesgo de sobre-indexar.</w:t>
+        <w:t>Repetir los EXPLAIN y decir cual indice eligio el planeador y por que.</w:t>
       </w:r>
     </w:p>
     <w:p>
@@ -1362,7 +1686,20 @@
           <w:color w:val="4A4A49"/>
           <w:sz w:val="22"/>
         </w:rPr>
-        <w:t>Opcional: diagrama tabla caliente -&gt; indices en Excalidraw.</w:t>
+        <w:t>Construir cita_hist particionada por ano, migrar las citas y demostrar el enrutamiento y la poda.</w:t>
+      </w:r>
+    </w:p>
+    <w:p>
+      <w:pPr>
+        <w:pStyle w:val="ListNumber"/>
+      </w:pPr>
+      <w:r>
+        <w:rPr>
+          <w:b w:val="0"/>
+          <w:color w:val="4A4A49"/>
+          <w:sz w:val="22"/>
+        </w:rPr>
+        <w:t>Llenar la tabla de justificacion consulta-&gt;indice (7 columnas) y el veredicto de particionamiento.</w:t>
       </w:r>
     </w:p>
     <w:p>
@@ -1382,7 +1719,7 @@
           <w:color w:val="4A4A49"/>
           <w:sz w:val="22"/>
         </w:rPr>
-        <w:t>Entregable: Script CREATE INDEX + tabla justificacion consulta-&gt;indice</w:t>
+        <w:t>Entregable: Script CREATE INDEX + cita_hist particionada + tabla justificacion consulta-&gt;indice</w:t>
       </w:r>
     </w:p>
     <w:p>
@@ -1438,7 +1775,7 @@
           <w:color w:val="1A1C1D"/>
           <w:sz w:val="32"/>
         </w:rPr>
-        <w:t>105-115 · Criterios de exito + quiz corto · [Slide 13]</w:t>
+        <w:t>105-115 · Criterios de exito + quiz corto · [Slide 16]</w:t>
       </w:r>
     </w:p>
     <w:p>
@@ -1448,7 +1785,7 @@
           <w:color w:val="4A4A49"/>
           <w:sz w:val="22"/>
         </w:rPr>
-        <w:t>Repasar checklist del dia con [Slide 13] «Criterios de exito / entregable».</w:t>
+        <w:t>Repasar checklist del dia con [Slide 16] «Criterios de exito / entregable».</w:t>
       </w:r>
     </w:p>
     <w:p>
@@ -1479,6 +1816,7 @@
       <w:r>
         <w:rPr>
           <w:rFonts w:ascii="Consolas" w:hAnsi="Consolas"/>
+          <w:b w:val="0"/>
           <w:color w:val="111111"/>
           <w:sz w:val="21"/>
         </w:rPr>
@@ -1495,6 +1833,7 @@
       <w:r>
         <w:rPr>
           <w:rFonts w:ascii="Consolas" w:hAnsi="Consolas"/>
+          <w:b w:val="0"/>
           <w:color w:val="111111"/>
           <w:sz w:val="21"/>
         </w:rPr>
@@ -1535,7 +1874,7 @@
           <w:color w:val="1A1C1D"/>
           <w:sz w:val="32"/>
         </w:rPr>
-        <w:t>115-120 · Cierre · [Slide 15]</w:t>
+        <w:t>115-120 · Cierre · [Slide 18]</w:t>
       </w:r>
     </w:p>
     <w:p>
@@ -1553,7 +1892,7 @@
           <w:color w:val="4A4A49"/>
           <w:sz w:val="22"/>
         </w:rPr>
-        <w:t xml:space="preserve"> «Queda avanzado: &gt;=2 indices justificados sobre tablas calientes del PI. Suban el taller a ExamLab hoy domingo 23:59 si aplica. Enunciado PI en Clases/Proyecto Integrador.»</w:t>
+        <w:t xml:space="preserve"> «Queda avanzado: 3 indices justificados (uno parcial) + historico particionado por ano. Suban el taller a ExamLab hoy domingo 23:59 si aplica. Enunciado PI en Clases/Proyecto Integrador.»</w:t>
       </w:r>
     </w:p>
     <w:p>
@@ -1563,7 +1902,7 @@
           <w:color w:val="4A4A49"/>
           <w:sz w:val="22"/>
         </w:rPr>
-        <w:t>Proyectar [Slide 15] slide de cierre. Dudas finales.</w:t>
+        <w:t>Proyectar [Slide 18] slide de cierre. Dudas finales.</w:t>
       </w:r>
     </w:p>
     <w:p>
@@ -1614,6 +1953,7 @@
       <w:r>
         <w:rPr>
           <w:rFonts w:ascii="Consolas" w:hAnsi="Consolas"/>
+          <w:b w:val="0"/>
           <w:color w:val="111111"/>
           <w:sz w:val="21"/>
         </w:rPr>
@@ -1660,6 +2000,7 @@
       <w:r>
         <w:rPr>
           <w:rFonts w:ascii="Consolas" w:hAnsi="Consolas"/>
+          <w:b w:val="0"/>
           <w:color w:val="111111"/>
           <w:sz w:val="21"/>
         </w:rPr>
